--- a/server/docs/操作手册/恒慧管-总经理与管理员操作手册.docx
+++ b/server/docs/操作手册/恒慧管-总经理与管理员操作手册.docx
@@ -24,8 +24,6 @@
           <w:color w:val="6B7280"/>
           <w:sz w:val="20"/>
         </w:rPr>
-        <w:t>部门内部项目管控系统 · 正式环境从钉钉工作台打开</w:t>
-        <w:br/>
         <w:t>访问地址：https://henghuiguan.handagroup.com/app</w:t>
       </w:r>
     </w:p>
@@ -283,7 +281,7 @@
         <w:pStyle w:val="ListBullet"/>
       </w:pPr>
       <w:r>
-        <w:t>本人参与的常规任务与临时任务</w:t>
+        <w:t>本人负责的常规任务与临时任务</w:t>
       </w:r>
     </w:p>
     <w:p>
@@ -291,7 +289,38 @@
         <w:pStyle w:val="ListBullet"/>
       </w:pPr>
       <w:r>
+        <w:rPr>
+          <w:b/>
+        </w:rPr>
+        <w:t>协办专区</w:t>
+      </w:r>
+      <w:r>
+        <w:t>：告知性协办（只读跟进）与辅助性协办（须填写协助时段）</w:t>
+      </w:r>
+    </w:p>
+    <w:p>
+      <w:pPr>
+        <w:pStyle w:val="ListBullet"/>
+      </w:pPr>
+      <w:r>
         <w:t>工时汇总（预计工时、实际工时）</w:t>
+      </w:r>
+    </w:p>
+    <w:p>
+      <w:pPr>
+        <w:pStyle w:val="ListBullet"/>
+      </w:pPr>
+      <w:r>
+        <w:t xml:space="preserve">顶部统计卡片显示 </w:t>
+      </w:r>
+      <w:r>
+        <w:rPr>
+          <w:b/>
+        </w:rPr>
+        <w:t>全公司未归档项目数</w:t>
+      </w:r>
+      <w:r>
+        <w:t>（便于了解整体背景；任务列表仍仅本人相关）</w:t>
       </w:r>
     </w:p>
     <w:p>
@@ -305,16 +334,28 @@
         <w:t>逾期</w:t>
       </w:r>
       <w:r>
-        <w:t xml:space="preserve"> 或 </w:t>
+        <w:t xml:space="preserve">（截止日期早于今天）或 </w:t>
       </w:r>
       <w:r>
         <w:rPr>
           <w:b/>
         </w:rPr>
-        <w:t>1 天内到期</w:t>
-      </w:r>
-      <w:r>
-        <w:t xml:space="preserve"> 任务时自动提示。</w:t>
+        <w:t>临期</w:t>
+      </w:r>
+      <w:r>
+        <w:t>（今天/明天到期）任务时自动提示。</w:t>
+      </w:r>
+    </w:p>
+    <w:p>
+      <w:pPr>
+        <w:ind w:left="283"/>
+      </w:pPr>
+      <w:r>
+        <w:rPr>
+          <w:i/>
+          <w:color w:val="6B7280"/>
+        </w:rPr>
+        <w:t>**延期与临期**：截止日期 **当天** 仍算 **临期**，不算已延期；只有截止日期 **已过**（早于今天）才显示为已延期。</w:t>
       </w:r>
     </w:p>
     <w:p/>
@@ -323,119 +364,7 @@
         <w:pStyle w:val="Heading2"/>
       </w:pPr>
       <w:r>
-        <w:t>3. 任务类型</w:t>
-      </w:r>
-    </w:p>
-    <w:tbl>
-      <w:tblPr>
-        <w:tblStyle w:val="TableGrid"/>
-        <w:tblW w:type="auto" w:w="0"/>
-        <w:tblLook w:firstColumn="1" w:firstRow="1" w:lastColumn="0" w:lastRow="0" w:noHBand="0" w:noVBand="1" w:val="04A0"/>
-      </w:tblPr>
-      <w:tblGrid>
-        <w:gridCol w:w="4320"/>
-        <w:gridCol w:w="4320"/>
-      </w:tblGrid>
-      <w:tr>
-        <w:tc>
-          <w:tcPr>
-            <w:tcW w:type="dxa" w:w="4320"/>
-          </w:tcPr>
-          <w:p>
-            <w:r>
-              <w:rPr>
-                <w:b/>
-              </w:rPr>
-            </w:r>
-            <w:r>
-              <w:rPr>
-                <w:b/>
-              </w:rPr>
-              <w:t>类型</w:t>
-            </w:r>
-          </w:p>
-        </w:tc>
-        <w:tc>
-          <w:tcPr>
-            <w:tcW w:type="dxa" w:w="4320"/>
-          </w:tcPr>
-          <w:p>
-            <w:r>
-              <w:rPr>
-                <w:b/>
-              </w:rPr>
-            </w:r>
-            <w:r>
-              <w:rPr>
-                <w:b/>
-              </w:rPr>
-              <w:t>说明</w:t>
-            </w:r>
-          </w:p>
-        </w:tc>
-      </w:tr>
-      <w:tr>
-        <w:tc>
-          <w:tcPr>
-            <w:tcW w:type="dxa" w:w="4320"/>
-          </w:tcPr>
-          <w:p>
-            <w:r/>
-            <w:r>
-              <w:rPr>
-                <w:b/>
-              </w:rPr>
-              <w:t>常规任务</w:t>
-            </w:r>
-          </w:p>
-        </w:tc>
-        <w:tc>
-          <w:tcPr>
-            <w:tcW w:type="dxa" w:w="4320"/>
-          </w:tcPr>
-          <w:p>
-            <w:r/>
-            <w:r>
-              <w:t>挂在项目下，可无限层级拆分子任务</w:t>
-            </w:r>
-          </w:p>
-        </w:tc>
-      </w:tr>
-      <w:tr>
-        <w:tc>
-          <w:tcPr>
-            <w:tcW w:type="dxa" w:w="4320"/>
-          </w:tcPr>
-          <w:p>
-            <w:r/>
-            <w:r>
-              <w:rPr>
-                <w:b/>
-              </w:rPr>
-              <w:t>临时任务</w:t>
-            </w:r>
-          </w:p>
-        </w:tc>
-        <w:tc>
-          <w:tcPr>
-            <w:tcW w:type="dxa" w:w="4320"/>
-          </w:tcPr>
-          <w:p>
-            <w:r/>
-            <w:r>
-              <w:t>不关联项目，任何角色均可快速创建，用于零星事项</w:t>
-            </w:r>
-          </w:p>
-        </w:tc>
-      </w:tr>
-    </w:tbl>
-    <w:p/>
-    <w:p>
-      <w:pPr>
-        <w:pStyle w:val="Heading2"/>
-      </w:pPr>
-      <w:r>
-        <w:t>4. 任务状态</w:t>
+        <w:t>3. 任务中心 vs 项目管理</w:t>
       </w:r>
     </w:p>
     <w:tbl>
@@ -464,7 +393,7 @@
               <w:rPr>
                 <w:b/>
               </w:rPr>
-              <w:t>状态</w:t>
+              <w:t>页面</w:t>
             </w:r>
           </w:p>
         </w:tc>
@@ -482,7 +411,7 @@
               <w:rPr>
                 <w:b/>
               </w:rPr>
-              <w:t>含义</w:t>
+              <w:t>展示范围</w:t>
             </w:r>
           </w:p>
         </w:tc>
@@ -500,7 +429,7 @@
               <w:rPr>
                 <w:b/>
               </w:rPr>
-              <w:t>常见操作</w:t>
+              <w:t>典型用途</w:t>
             </w:r>
           </w:p>
         </w:tc>
@@ -513,7 +442,10 @@
           <w:p>
             <w:r/>
             <w:r>
-              <w:t>待开始</w:t>
+              <w:rPr>
+                <w:b/>
+              </w:rPr>
+              <w:t>任务中心</w:t>
             </w:r>
           </w:p>
         </w:tc>
@@ -524,7 +456,25 @@
           <w:p>
             <w:r/>
             <w:r>
-              <w:t>已分配，尚未执行</w:t>
+              <w:t xml:space="preserve">本人负责或协办的 </w:t>
+            </w:r>
+            <w:r>
+              <w:rPr>
+                <w:b/>
+              </w:rPr>
+              <w:t>末级任务</w:t>
+            </w:r>
+            <w:r>
+              <w:t xml:space="preserve">；部门经理/总经理另有 </w:t>
+            </w:r>
+            <w:r>
+              <w:rPr>
+                <w:b/>
+              </w:rPr>
+              <w:t>部门</w:t>
+            </w:r>
+            <w:r>
+              <w:t xml:space="preserve"> 页签</w:t>
             </w:r>
           </w:p>
         </w:tc>
@@ -535,7 +485,7 @@
           <w:p>
             <w:r/>
             <w:r>
-              <w:t>「开始执行」</w:t>
+              <w:t>每日待办、部门监督、导出</w:t>
             </w:r>
           </w:p>
         </w:tc>
@@ -548,7 +498,10 @@
           <w:p>
             <w:r/>
             <w:r>
-              <w:t>进行中</w:t>
+              <w:rPr>
+                <w:b/>
+              </w:rPr>
+              <w:t>项目管理</w:t>
             </w:r>
           </w:p>
         </w:tc>
@@ -559,7 +512,22 @@
           <w:p>
             <w:r/>
             <w:r>
-              <w:t>正在推进</w:t>
+              <w:rPr>
+                <w:b/>
+              </w:rPr>
+              <w:t>全公司</w:t>
+            </w:r>
+            <w:r>
+              <w:t xml:space="preserve"> 未归档项目及项目下 </w:t>
+            </w:r>
+            <w:r>
+              <w:rPr>
+                <w:b/>
+              </w:rPr>
+              <w:t>全部</w:t>
+            </w:r>
+            <w:r>
+              <w:t xml:space="preserve"> 任务树</w:t>
             </w:r>
           </w:p>
         </w:tc>
@@ -570,182 +538,7 @@
           <w:p>
             <w:r/>
             <w:r>
-              <w:t>更新进度、「标记完成」</w:t>
-            </w:r>
-          </w:p>
-        </w:tc>
-      </w:tr>
-      <w:tr>
-        <w:tc>
-          <w:tcPr>
-            <w:tcW w:type="dxa" w:w="2880"/>
-          </w:tcPr>
-          <w:p>
-            <w:r/>
-            <w:r>
-              <w:t>已完成</w:t>
-            </w:r>
-          </w:p>
-        </w:tc>
-        <w:tc>
-          <w:tcPr>
-            <w:tcW w:type="dxa" w:w="2880"/>
-          </w:tcPr>
-          <w:p>
-            <w:r/>
-            <w:r>
-              <w:t>任务结束</w:t>
-            </w:r>
-          </w:p>
-        </w:tc>
-        <w:tc>
-          <w:tcPr>
-            <w:tcW w:type="dxa" w:w="2880"/>
-          </w:tcPr>
-          <w:p>
-            <w:r/>
-            <w:r>
-              <w:t>可归档（经理/总经理）</w:t>
-            </w:r>
-          </w:p>
-        </w:tc>
-      </w:tr>
-      <w:tr>
-        <w:tc>
-          <w:tcPr>
-            <w:tcW w:type="dxa" w:w="2880"/>
-          </w:tcPr>
-          <w:p>
-            <w:r/>
-            <w:r>
-              <w:t>已暂停</w:t>
-            </w:r>
-          </w:p>
-        </w:tc>
-        <w:tc>
-          <w:tcPr>
-            <w:tcW w:type="dxa" w:w="2880"/>
-          </w:tcPr>
-          <w:p>
-            <w:r/>
-            <w:r>
-              <w:t>临时搁置</w:t>
-            </w:r>
-          </w:p>
-        </w:tc>
-        <w:tc>
-          <w:tcPr>
-            <w:tcW w:type="dxa" w:w="2880"/>
-          </w:tcPr>
-          <w:p>
-            <w:r/>
-            <w:r>
-              <w:t>编辑恢复</w:t>
-            </w:r>
-          </w:p>
-        </w:tc>
-      </w:tr>
-      <w:tr>
-        <w:tc>
-          <w:tcPr>
-            <w:tcW w:type="dxa" w:w="2880"/>
-          </w:tcPr>
-          <w:p>
-            <w:r/>
-            <w:r>
-              <w:t>已驳回</w:t>
-            </w:r>
-          </w:p>
-        </w:tc>
-        <w:tc>
-          <w:tcPr>
-            <w:tcW w:type="dxa" w:w="2880"/>
-          </w:tcPr>
-          <w:p>
-            <w:r/>
-            <w:r>
-              <w:t>被上级退回整改</w:t>
-            </w:r>
-          </w:p>
-        </w:tc>
-        <w:tc>
-          <w:tcPr>
-            <w:tcW w:type="dxa" w:w="2880"/>
-          </w:tcPr>
-          <w:p>
-            <w:r/>
-            <w:r>
-              <w:t>修改后重新推进</w:t>
-            </w:r>
-          </w:p>
-        </w:tc>
-      </w:tr>
-      <w:tr>
-        <w:tc>
-          <w:tcPr>
-            <w:tcW w:type="dxa" w:w="2880"/>
-          </w:tcPr>
-          <w:p>
-            <w:r/>
-            <w:r>
-              <w:t>已作废</w:t>
-            </w:r>
-          </w:p>
-        </w:tc>
-        <w:tc>
-          <w:tcPr>
-            <w:tcW w:type="dxa" w:w="2880"/>
-          </w:tcPr>
-          <w:p>
-            <w:r/>
-            <w:r>
-              <w:t>不再执行</w:t>
-            </w:r>
-          </w:p>
-        </w:tc>
-        <w:tc>
-          <w:tcPr>
-            <w:tcW w:type="dxa" w:w="2880"/>
-          </w:tcPr>
-          <w:p>
-            <w:r/>
-            <w:r>
-              <w:t>不参与进度统计</w:t>
-            </w:r>
-          </w:p>
-        </w:tc>
-      </w:tr>
-      <w:tr>
-        <w:tc>
-          <w:tcPr>
-            <w:tcW w:type="dxa" w:w="2880"/>
-          </w:tcPr>
-          <w:p>
-            <w:r/>
-            <w:r>
-              <w:t>已归档</w:t>
-            </w:r>
-          </w:p>
-        </w:tc>
-        <w:tc>
-          <w:tcPr>
-            <w:tcW w:type="dxa" w:w="2880"/>
-          </w:tcPr>
-          <w:p>
-            <w:r/>
-            <w:r>
-              <w:t>项目级归档后只读</w:t>
-            </w:r>
-          </w:p>
-        </w:tc>
-        <w:tc>
-          <w:tcPr>
-            <w:tcW w:type="dxa" w:w="2880"/>
-          </w:tcPr>
-          <w:p>
-            <w:r/>
-            <w:r>
-              <w:t>仅查看</w:t>
+              <w:t>查看他人进度、项目背景、领导分配任务</w:t>
             </w:r>
           </w:p>
         </w:tc>
@@ -753,22 +546,54 @@
     </w:tbl>
     <w:p>
       <w:r>
+        <w:t xml:space="preserve">执行人员与部门经理在项目管理中可 </w:t>
+      </w:r>
+      <w:r>
         <w:rPr>
           <w:b/>
         </w:rPr>
-        <w:t>注意</w:t>
-      </w:r>
-      <w:r>
-        <w:t xml:space="preserve">：有 </w:t>
-      </w:r>
+        <w:t>只读</w:t>
+      </w:r>
+      <w:r>
+        <w:t xml:space="preserve"> 浏览全公司项目；编辑、拆分任务、归档等须为项目负责人/创建人或总经理/管理员。</w:t>
+      </w:r>
+    </w:p>
+    <w:p>
       <w:r>
         <w:rPr>
           <w:b/>
         </w:rPr>
-        <w:t>未完成的子任务</w:t>
-      </w:r>
-      <w:r>
-        <w:t xml:space="preserve"> 时，上级任务不能直接「标记完成」。</w:t>
+        <w:t>项目团队成员</w:t>
+      </w:r>
+      <w:r>
+        <w:t xml:space="preserve">：新建/编辑项目时可指定 </w:t>
+      </w:r>
+      <w:r>
+        <w:rPr>
+          <w:b/>
+        </w:rPr>
+        <w:t>团队成员</w:t>
+      </w:r>
+      <w:r>
+        <w:t xml:space="preserve">（除项目负责人外）。被指定成员对该项目下任务拥有与负责人/协办人类似的 </w:t>
+      </w:r>
+      <w:r>
+        <w:rPr>
+          <w:b/>
+        </w:rPr>
+        <w:t>编辑、上传附件、留言</w:t>
+      </w:r>
+      <w:r>
+        <w:t xml:space="preserve"> 权限，但 </w:t>
+      </w:r>
+      <w:r>
+        <w:rPr>
+          <w:b/>
+        </w:rPr>
+        <w:t>不能</w:t>
+      </w:r>
+      <w:r>
+        <w:t xml:space="preserve"> 拆分主/子任务、驳回、转办或归档项目。项目详情页会展示团队成员名单。</w:t>
       </w:r>
     </w:p>
     <w:p/>
@@ -777,7 +602,7 @@
         <w:pStyle w:val="Heading2"/>
       </w:pPr>
       <w:r>
-        <w:t>5. 计划时间与工时</w:t>
+        <w:t>4. 任务类型</w:t>
       </w:r>
     </w:p>
     <w:tbl>
@@ -805,7 +630,7 @@
               <w:rPr>
                 <w:b/>
               </w:rPr>
-              <w:t>字段</w:t>
+              <w:t>类型</w:t>
             </w:r>
           </w:p>
         </w:tc>
@@ -836,7 +661,10 @@
           <w:p>
             <w:r/>
             <w:r>
-              <w:t>计划开始日期</w:t>
+              <w:rPr>
+                <w:b/>
+              </w:rPr>
+              <w:t>常规任务</w:t>
             </w:r>
           </w:p>
         </w:tc>
@@ -847,7 +675,7 @@
           <w:p>
             <w:r/>
             <w:r>
-              <w:t>手动填写</w:t>
+              <w:t>挂在项目下，可无限层级拆分子任务</w:t>
             </w:r>
           </w:p>
         </w:tc>
@@ -860,7 +688,10 @@
           <w:p>
             <w:r/>
             <w:r>
-              <w:t>预计工时</w:t>
+              <w:rPr>
+                <w:b/>
+              </w:rPr>
+              <w:t>临时任务</w:t>
             </w:r>
           </w:p>
         </w:tc>
@@ -871,122 +702,32 @@
           <w:p>
             <w:r/>
             <w:r>
-              <w:t>手动填写（小时）</w:t>
-            </w:r>
-          </w:p>
-        </w:tc>
-      </w:tr>
-      <w:tr>
-        <w:tc>
-          <w:tcPr>
-            <w:tcW w:type="dxa" w:w="4320"/>
-          </w:tcPr>
-          <w:p>
-            <w:r/>
-            <w:r>
-              <w:t>计划截止日期</w:t>
-            </w:r>
-          </w:p>
-        </w:tc>
-        <w:tc>
-          <w:tcPr>
-            <w:tcW w:type="dxa" w:w="4320"/>
-          </w:tcPr>
-          <w:p>
-            <w:r/>
-            <w:r>
-              <w:rPr>
-                <w:b/>
-              </w:rPr>
-              <w:t>自动计算</w:t>
-            </w:r>
-            <w:r>
-              <w:t>（按服务端工作日历，跳过节假日/非上班日）</w:t>
-            </w:r>
-          </w:p>
-        </w:tc>
-      </w:tr>
-      <w:tr>
-        <w:tc>
-          <w:tcPr>
-            <w:tcW w:type="dxa" w:w="4320"/>
-          </w:tcPr>
-          <w:p>
-            <w:r/>
-            <w:r>
-              <w:t>实际工时</w:t>
-            </w:r>
-          </w:p>
-        </w:tc>
-        <w:tc>
-          <w:tcPr>
-            <w:tcW w:type="dxa" w:w="4320"/>
-          </w:tcPr>
-          <w:p>
-            <w:r/>
-            <w:r>
-              <w:rPr>
-                <w:b/>
-              </w:rPr>
-              <w:t>自动计算</w:t>
-            </w:r>
-            <w:r>
-              <w:t>（根据实际开始/结束日期与工作日历）</w:t>
+              <w:t>不关联项目，任何角色均可快速创建，用于零星事项</w:t>
             </w:r>
           </w:p>
         </w:tc>
       </w:tr>
     </w:tbl>
     <w:p>
-      <w:r>
-        <w:t>工作日历由服务端统一配置，前端不可修改。详见 [工作日历配置](../工作日历配置.md)。</w:t>
-      </w:r>
-    </w:p>
-    <w:p/>
-    <w:p>
       <w:pPr>
-        <w:pStyle w:val="Heading2"/>
+        <w:pStyle w:val="Heading3"/>
       </w:pPr>
       <w:r>
-        <w:t>6. 修改留痕</w:t>
+        <w:t>任务优先级</w:t>
       </w:r>
     </w:p>
     <w:p>
       <w:r>
-        <w:t xml:space="preserve">编辑已有任务时 </w:t>
+        <w:t xml:space="preserve">创建或编辑任务时可设置优先级，任务中心列表 </w:t>
       </w:r>
       <w:r>
         <w:rPr>
           <w:b/>
         </w:rPr>
-        <w:t>必须填写「修改原因」</w:t>
-      </w:r>
-      <w:r>
-        <w:t>，否则无法保存。所有变更写入操作日志，可追溯。</w:t>
-      </w:r>
-    </w:p>
-    <w:p/>
-    <w:p>
-      <w:pPr>
-        <w:pStyle w:val="Heading2"/>
-      </w:pPr>
-      <w:r>
-        <w:t>7. 钉钉工作通知</w:t>
-      </w:r>
-    </w:p>
-    <w:p>
-      <w:r>
-        <w:t xml:space="preserve">绑定 </w:t>
-      </w:r>
-      <w:r>
-        <w:rPr>
-          <w:rFonts w:ascii="Consolas" w:hAnsi="Consolas"/>
-          <w:sz w:val="20"/>
-        </w:rPr>
-        <w:t>userid</w:t>
-      </w:r>
-      <w:r>
-        <w:t xml:space="preserve"> 后，以下事件会自动推送钉钉工作通知：</w:t>
+        <w:t>紧急</w:t>
+      </w:r>
+      <w:r>
+        <w:t xml:space="preserve"> 任务会自动置顶：</w:t>
       </w:r>
     </w:p>
     <w:tbl>
@@ -1014,7 +755,7 @@
               <w:rPr>
                 <w:b/>
               </w:rPr>
-              <w:t>事件</w:t>
+              <w:t>优先级</w:t>
             </w:r>
           </w:p>
         </w:tc>
@@ -1032,7 +773,7 @@
               <w:rPr>
                 <w:b/>
               </w:rPr>
-              <w:t>接收人</w:t>
+              <w:t>说明</w:t>
             </w:r>
           </w:p>
         </w:tc>
@@ -1045,7 +786,10 @@
           <w:p>
             <w:r/>
             <w:r>
-              <w:t>新任务分配</w:t>
+              <w:rPr>
+                <w:b/>
+              </w:rPr>
+              <w:t>紧急</w:t>
             </w:r>
           </w:p>
         </w:tc>
@@ -1056,7 +800,7 @@
           <w:p>
             <w:r/>
             <w:r>
-              <w:t>任务负责人</w:t>
+              <w:t>需优先处理，列表置顶显示</w:t>
             </w:r>
           </w:p>
         </w:tc>
@@ -1069,7 +813,10 @@
           <w:p>
             <w:r/>
             <w:r>
-              <w:t>任务转办</w:t>
+              <w:rPr>
+                <w:b/>
+              </w:rPr>
+              <w:t>重要</w:t>
             </w:r>
           </w:p>
         </w:tc>
@@ -1080,7 +827,7 @@
           <w:p>
             <w:r/>
             <w:r>
-              <w:t>新负责人</w:t>
+              <w:t>较高优先级</w:t>
             </w:r>
           </w:p>
         </w:tc>
@@ -1093,7 +840,10 @@
           <w:p>
             <w:r/>
             <w:r>
-              <w:t>任务驳回</w:t>
+              <w:rPr>
+                <w:b/>
+              </w:rPr>
+              <w:t>普通</w:t>
             </w:r>
           </w:p>
         </w:tc>
@@ -1104,154 +854,19 @@
           <w:p>
             <w:r/>
             <w:r>
-              <w:t>原负责人</w:t>
-            </w:r>
-          </w:p>
-        </w:tc>
-      </w:tr>
-      <w:tr>
-        <w:tc>
-          <w:tcPr>
-            <w:tcW w:type="dxa" w:w="4320"/>
-          </w:tcPr>
-          <w:p>
-            <w:r/>
-            <w:r>
-              <w:t>即将到期</w:t>
-            </w:r>
-          </w:p>
-        </w:tc>
-        <w:tc>
-          <w:tcPr>
-            <w:tcW w:type="dxa" w:w="4320"/>
-          </w:tcPr>
-          <w:p>
-            <w:r/>
-            <w:r>
-              <w:t>任务负责人（系统自动扫描）</w:t>
-            </w:r>
-          </w:p>
-        </w:tc>
-      </w:tr>
-      <w:tr>
-        <w:tc>
-          <w:tcPr>
-            <w:tcW w:type="dxa" w:w="4320"/>
-          </w:tcPr>
-          <w:p>
-            <w:r/>
-            <w:r>
-              <w:t>任务逾期</w:t>
-            </w:r>
-          </w:p>
-        </w:tc>
-        <w:tc>
-          <w:tcPr>
-            <w:tcW w:type="dxa" w:w="4320"/>
-          </w:tcPr>
-          <w:p>
-            <w:r/>
-            <w:r>
-              <w:t>任务负责人（系统自动扫描）</w:t>
-            </w:r>
-          </w:p>
-        </w:tc>
-      </w:tr>
-      <w:tr>
-        <w:tc>
-          <w:tcPr>
-            <w:tcW w:type="dxa" w:w="4320"/>
-          </w:tcPr>
-          <w:p>
-            <w:r/>
-            <w:r>
-              <w:t>任务完成</w:t>
-            </w:r>
-          </w:p>
-        </w:tc>
-        <w:tc>
-          <w:tcPr>
-            <w:tcW w:type="dxa" w:w="4320"/>
-          </w:tcPr>
-          <w:p>
-            <w:r/>
-            <w:r>
-              <w:rPr>
-                <w:b/>
-              </w:rPr>
-              <w:t>项目负责人</w:t>
-            </w:r>
-            <w:r>
-              <w:t xml:space="preserve"> + </w:t>
-            </w:r>
-            <w:r>
-              <w:rPr>
-                <w:b/>
-              </w:rPr>
-              <w:t>执行人直属上级</w:t>
-            </w:r>
-          </w:p>
-        </w:tc>
-      </w:tr>
-      <w:tr>
-        <w:tc>
-          <w:tcPr>
-            <w:tcW w:type="dxa" w:w="4320"/>
-          </w:tcPr>
-          <w:p>
-            <w:r/>
-            <w:r>
-              <w:t>留言 @ 提及</w:t>
-            </w:r>
-          </w:p>
-        </w:tc>
-        <w:tc>
-          <w:tcPr>
-            <w:tcW w:type="dxa" w:w="4320"/>
-          </w:tcPr>
-          <w:p>
-            <w:r/>
-            <w:r>
-              <w:t>被 @ 的任务负责人、协办人、项目负责人（需已绑定 userid）</w:t>
+              <w:t>默认</w:t>
             </w:r>
           </w:p>
         </w:tc>
       </w:tr>
     </w:tbl>
-    <w:p>
-      <w:r>
-        <w:t>推送内容分块展示：</w:t>
-      </w:r>
-      <w:r>
-        <w:rPr>
-          <w:b/>
-        </w:rPr>
-        <w:t>所属项目 → 任务详情 → 操作信息</w:t>
-      </w:r>
-      <w:r>
-        <w:t>。</w:t>
-      </w:r>
-    </w:p>
-    <w:p>
-      <w:r>
-        <w:t>未收到推送请检查：① 人员档案是否已绑定 userid；② 您是否为该事件的接收人（如完成通知发给项目负责人，不一定发给执行人本人）。</w:t>
-      </w:r>
-    </w:p>
     <w:p/>
     <w:p>
       <w:pPr>
         <w:pStyle w:val="Heading2"/>
       </w:pPr>
       <w:r>
-        <w:t>8. 文档、附件与留言</w:t>
-      </w:r>
-    </w:p>
-    <w:p>
-      <w:pPr>
-        <w:pStyle w:val="Heading3"/>
-      </w:pPr>
-      <w:r>
-        <w:t>8.1 项目文档与任务附件</w:t>
+        <w:t>5. 任务状态</w:t>
       </w:r>
     </w:p>
     <w:tbl>
@@ -1280,7 +895,7 @@
               <w:rPr>
                 <w:b/>
               </w:rPr>
-              <w:t>位置</w:t>
+              <w:t>状态</w:t>
             </w:r>
           </w:p>
         </w:tc>
@@ -1298,7 +913,7 @@
               <w:rPr>
                 <w:b/>
               </w:rPr>
-              <w:t>谁能上传</w:t>
+              <w:t>含义</w:t>
             </w:r>
           </w:p>
         </w:tc>
@@ -1316,7 +931,7 @@
               <w:rPr>
                 <w:b/>
               </w:rPr>
-              <w:t>说明</w:t>
+              <w:t>常见操作</w:t>
             </w:r>
           </w:p>
         </w:tc>
@@ -1329,7 +944,7 @@
           <w:p>
             <w:r/>
             <w:r>
-              <w:t>项目详情 · 项目文档</w:t>
+              <w:t>待开始</w:t>
             </w:r>
           </w:p>
         </w:tc>
@@ -1340,7 +955,7 @@
           <w:p>
             <w:r/>
             <w:r>
-              <w:t>总经理/管理员、本部门经理</w:t>
+              <w:t>已分配，尚未执行</w:t>
             </w:r>
           </w:p>
         </w:tc>
@@ -1351,7 +966,7 @@
           <w:p>
             <w:r/>
             <w:r>
-              <w:t>需求书、方案等</w:t>
+              <w:t>「开始执行」</w:t>
             </w:r>
           </w:p>
         </w:tc>
@@ -1364,7 +979,7 @@
           <w:p>
             <w:r/>
             <w:r>
-              <w:t>任务详情 · 任务附件</w:t>
+              <w:t>进行中</w:t>
             </w:r>
           </w:p>
         </w:tc>
@@ -1375,7 +990,7 @@
           <w:p>
             <w:r/>
             <w:r>
-              <w:t>负责人、协办人、经理、管理员</w:t>
+              <w:t>正在推进</w:t>
             </w:r>
           </w:p>
         </w:tc>
@@ -1386,7 +1001,226 @@
           <w:p>
             <w:r/>
             <w:r>
-              <w:t>截图、交付材料等</w:t>
+              <w:t>更新进度、「标记完成」</w:t>
+            </w:r>
+          </w:p>
+        </w:tc>
+      </w:tr>
+      <w:tr>
+        <w:tc>
+          <w:tcPr>
+            <w:tcW w:type="dxa" w:w="2880"/>
+          </w:tcPr>
+          <w:p>
+            <w:r/>
+            <w:r>
+              <w:t>已完成</w:t>
+            </w:r>
+          </w:p>
+        </w:tc>
+        <w:tc>
+          <w:tcPr>
+            <w:tcW w:type="dxa" w:w="2880"/>
+          </w:tcPr>
+          <w:p>
+            <w:r/>
+            <w:r>
+              <w:t>任务结束</w:t>
+            </w:r>
+          </w:p>
+        </w:tc>
+        <w:tc>
+          <w:tcPr>
+            <w:tcW w:type="dxa" w:w="2880"/>
+          </w:tcPr>
+          <w:p>
+            <w:r/>
+            <w:r>
+              <w:t>可归档（经理/总经理）</w:t>
+            </w:r>
+          </w:p>
+        </w:tc>
+      </w:tr>
+      <w:tr>
+        <w:tc>
+          <w:tcPr>
+            <w:tcW w:type="dxa" w:w="2880"/>
+          </w:tcPr>
+          <w:p>
+            <w:r/>
+            <w:r>
+              <w:t>已暂停</w:t>
+            </w:r>
+          </w:p>
+        </w:tc>
+        <w:tc>
+          <w:tcPr>
+            <w:tcW w:type="dxa" w:w="2880"/>
+          </w:tcPr>
+          <w:p>
+            <w:r/>
+            <w:r>
+              <w:t>临时搁置</w:t>
+            </w:r>
+          </w:p>
+        </w:tc>
+        <w:tc>
+          <w:tcPr>
+            <w:tcW w:type="dxa" w:w="2880"/>
+          </w:tcPr>
+          <w:p>
+            <w:r/>
+            <w:r>
+              <w:t>编辑恢复</w:t>
+            </w:r>
+          </w:p>
+        </w:tc>
+      </w:tr>
+      <w:tr>
+        <w:tc>
+          <w:tcPr>
+            <w:tcW w:type="dxa" w:w="2880"/>
+          </w:tcPr>
+          <w:p>
+            <w:r/>
+            <w:r>
+              <w:t>已驳回</w:t>
+            </w:r>
+          </w:p>
+        </w:tc>
+        <w:tc>
+          <w:tcPr>
+            <w:tcW w:type="dxa" w:w="2880"/>
+          </w:tcPr>
+          <w:p>
+            <w:r/>
+            <w:r>
+              <w:t>被上级退回整改</w:t>
+            </w:r>
+          </w:p>
+        </w:tc>
+        <w:tc>
+          <w:tcPr>
+            <w:tcW w:type="dxa" w:w="2880"/>
+          </w:tcPr>
+          <w:p>
+            <w:r/>
+            <w:r>
+              <w:t>修改后重新推进</w:t>
+            </w:r>
+          </w:p>
+        </w:tc>
+      </w:tr>
+      <w:tr>
+        <w:tc>
+          <w:tcPr>
+            <w:tcW w:type="dxa" w:w="2880"/>
+          </w:tcPr>
+          <w:p>
+            <w:r/>
+            <w:r>
+              <w:t>阻塞中</w:t>
+            </w:r>
+          </w:p>
+        </w:tc>
+        <w:tc>
+          <w:tcPr>
+            <w:tcW w:type="dxa" w:w="2880"/>
+          </w:tcPr>
+          <w:p>
+            <w:r/>
+            <w:r>
+              <w:t>有未完成的前置依赖，暂不能推进</w:t>
+            </w:r>
+          </w:p>
+        </w:tc>
+        <w:tc>
+          <w:tcPr>
+            <w:tcW w:type="dxa" w:w="2880"/>
+          </w:tcPr>
+          <w:p>
+            <w:r/>
+            <w:r>
+              <w:t>等待前置完成；</w:t>
+            </w:r>
+            <w:r>
+              <w:rPr>
+                <w:b/>
+              </w:rPr>
+              <w:t>不计入</w:t>
+            </w:r>
+            <w:r>
+              <w:t>当周饱和度</w:t>
+            </w:r>
+          </w:p>
+        </w:tc>
+      </w:tr>
+      <w:tr>
+        <w:tc>
+          <w:tcPr>
+            <w:tcW w:type="dxa" w:w="2880"/>
+          </w:tcPr>
+          <w:p>
+            <w:r/>
+            <w:r>
+              <w:t>已作废</w:t>
+            </w:r>
+          </w:p>
+        </w:tc>
+        <w:tc>
+          <w:tcPr>
+            <w:tcW w:type="dxa" w:w="2880"/>
+          </w:tcPr>
+          <w:p>
+            <w:r/>
+            <w:r>
+              <w:t>不再执行</w:t>
+            </w:r>
+          </w:p>
+        </w:tc>
+        <w:tc>
+          <w:tcPr>
+            <w:tcW w:type="dxa" w:w="2880"/>
+          </w:tcPr>
+          <w:p>
+            <w:r/>
+            <w:r>
+              <w:t>不参与进度统计</w:t>
+            </w:r>
+          </w:p>
+        </w:tc>
+      </w:tr>
+      <w:tr>
+        <w:tc>
+          <w:tcPr>
+            <w:tcW w:type="dxa" w:w="2880"/>
+          </w:tcPr>
+          <w:p>
+            <w:r/>
+            <w:r>
+              <w:t>已归档</w:t>
+            </w:r>
+          </w:p>
+        </w:tc>
+        <w:tc>
+          <w:tcPr>
+            <w:tcW w:type="dxa" w:w="2880"/>
+          </w:tcPr>
+          <w:p>
+            <w:r/>
+            <w:r>
+              <w:t>项目级归档后只读</w:t>
+            </w:r>
+          </w:p>
+        </w:tc>
+        <w:tc>
+          <w:tcPr>
+            <w:tcW w:type="dxa" w:w="2880"/>
+          </w:tcPr>
+          <w:p>
+            <w:r/>
+            <w:r>
+              <w:t>仅查看</w:t>
             </w:r>
           </w:p>
         </w:tc>
@@ -1397,55 +1231,28 @@
         <w:rPr>
           <w:b/>
         </w:rPr>
-        <w:t>粘贴图片</w:t>
-      </w:r>
-      <w:r>
-        <w:t xml:space="preserve">：在任务详情 </w:t>
+        <w:t>注意</w:t>
+      </w:r>
+      <w:r>
+        <w:t xml:space="preserve">：有 </w:t>
       </w:r>
       <w:r>
         <w:rPr>
           <w:b/>
         </w:rPr>
-        <w:t>附件区域</w:t>
-      </w:r>
-      <w:r>
-        <w:t xml:space="preserve"> 点击后，按 </w:t>
-      </w:r>
-      <w:r>
-        <w:rPr>
-          <w:b/>
-        </w:rPr>
-        <w:t>Ctrl+V</w:t>
-      </w:r>
-      <w:r>
-        <w:t xml:space="preserve"> 可直接粘贴剪贴板中的图片（需已登录并连接服务端）。</w:t>
+        <w:t>未完成的子任务</w:t>
+      </w:r>
+      <w:r>
+        <w:t xml:space="preserve"> 时，上级任务不能直接「标记完成」。</w:t>
       </w:r>
     </w:p>
-    <w:p>
-      <w:r>
-        <w:t>需连接服务端；单文件大小限制见服务端配置（默认 20MB）。</w:t>
-      </w:r>
-    </w:p>
+    <w:p/>
     <w:p>
       <w:pPr>
-        <w:pStyle w:val="Heading3"/>
+        <w:pStyle w:val="Heading2"/>
       </w:pPr>
       <w:r>
-        <w:t>8.2 任务留言讨论</w:t>
-      </w:r>
-    </w:p>
-    <w:p>
-      <w:r>
-        <w:t xml:space="preserve">任务详情底部 </w:t>
-      </w:r>
-      <w:r>
-        <w:rPr>
-          <w:b/>
-        </w:rPr>
-        <w:t>留言讨论</w:t>
-      </w:r>
-      <w:r>
-        <w:t xml:space="preserve"> 用于项目相关人员在任务上下文中沟通进度与问题。</w:t>
+        <w:t>6. 计划时间与工时</w:t>
       </w:r>
     </w:p>
     <w:tbl>
@@ -1473,7 +1280,7 @@
               <w:rPr>
                 <w:b/>
               </w:rPr>
-              <w:t>项目</w:t>
+              <w:t>字段</w:t>
             </w:r>
           </w:p>
         </w:tc>
@@ -1504,10 +1311,7 @@
           <w:p>
             <w:r/>
             <w:r>
-              <w:rPr>
-                <w:b/>
-              </w:rPr>
-              <w:t>谁可以留言</w:t>
+              <w:t>计划开始日期</w:t>
             </w:r>
           </w:p>
         </w:tc>
@@ -1518,7 +1322,7 @@
           <w:p>
             <w:r/>
             <w:r>
-              <w:t>任务负责人、协办人、项目负责人；总经理/管理员；本部门经理（本部门任务）</w:t>
+              <w:t>手动填写</w:t>
             </w:r>
           </w:p>
         </w:tc>
@@ -1531,10 +1335,7 @@
           <w:p>
             <w:r/>
             <w:r>
-              <w:rPr>
-                <w:b/>
-              </w:rPr>
-              <w:t>@ 提及</w:t>
+              <w:t>预计工时</w:t>
             </w:r>
           </w:p>
         </w:tc>
@@ -1545,26 +1346,7 @@
           <w:p>
             <w:r/>
             <w:r>
-              <w:t xml:space="preserve">输入 </w:t>
-            </w:r>
-            <w:r>
-              <w:rPr>
-                <w:rFonts w:ascii="Consolas" w:hAnsi="Consolas"/>
-                <w:sz w:val="20"/>
-              </w:rPr>
-              <w:t>@</w:t>
-            </w:r>
-            <w:r>
-              <w:t xml:space="preserve"> 弹出可选人员（负责人、协办人、项目负责人），选中后发送；被 @ 且已绑定 userid 的人员会收到钉钉 </w:t>
-            </w:r>
-            <w:r>
-              <w:rPr>
-                <w:b/>
-              </w:rPr>
-              <w:t>留言提及</w:t>
-            </w:r>
-            <w:r>
-              <w:t xml:space="preserve"> 通知</w:t>
+              <w:t>手动填写（小时）</w:t>
             </w:r>
           </w:p>
         </w:tc>
@@ -1580,7 +1362,7 @@
               <w:rPr>
                 <w:b/>
               </w:rPr>
-              <w:t>粘贴图片</w:t>
+              <w:t>每日投入工时（选填）</w:t>
             </w:r>
           </w:p>
         </w:tc>
@@ -1591,22 +1373,16 @@
           <w:p>
             <w:r/>
             <w:r>
-              <w:t xml:space="preserve">在留言输入框内 </w:t>
+              <w:t xml:space="preserve">留空按标准 </w:t>
             </w:r>
             <w:r>
               <w:rPr>
                 <w:b/>
               </w:rPr>
-              <w:t>Ctrl+V</w:t>
-            </w:r>
-            <w:r>
-              <w:t xml:space="preserve"> 粘贴图片，发送前可预览；</w:t>
-            </w:r>
-            <w:r>
-              <w:rPr>
-                <w:b/>
-              </w:rPr>
-              <w:t>点击缩略图可放大查看</w:t>
+              <w:t>8.5 小时/天</w:t>
+            </w:r>
+            <w:r>
+              <w:t xml:space="preserve"> 推算截止日；填写后按每日投入推算（如带教每天 2h、3h）</w:t>
             </w:r>
           </w:p>
         </w:tc>
@@ -1619,10 +1395,7 @@
           <w:p>
             <w:r/>
             <w:r>
-              <w:rPr>
-                <w:b/>
-              </w:rPr>
-              <w:t>纯图片留言</w:t>
+              <w:t>计划截止日期</w:t>
             </w:r>
           </w:p>
         </w:tc>
@@ -1633,22 +1406,62 @@
           <w:p>
             <w:r/>
             <w:r>
-              <w:t>可不填文字，仅发送图片</w:t>
+              <w:rPr>
+                <w:b/>
+              </w:rPr>
+              <w:t>自动计算</w:t>
+            </w:r>
+            <w:r>
+              <w:t>（按服务端工作日历，跳过节假日/非上班日）</w:t>
+            </w:r>
+          </w:p>
+        </w:tc>
+      </w:tr>
+      <w:tr>
+        <w:tc>
+          <w:tcPr>
+            <w:tcW w:type="dxa" w:w="4320"/>
+          </w:tcPr>
+          <w:p>
+            <w:r/>
+            <w:r>
+              <w:t>实际工时</w:t>
+            </w:r>
+          </w:p>
+        </w:tc>
+        <w:tc>
+          <w:tcPr>
+            <w:tcW w:type="dxa" w:w="4320"/>
+          </w:tcPr>
+          <w:p>
+            <w:r/>
+            <w:r>
+              <w:rPr>
+                <w:b/>
+              </w:rPr>
+              <w:t>自动计算</w:t>
+            </w:r>
+            <w:r>
+              <w:t>（根据实际开始/结束日期与工作日历；有每日投入工时时按该值计算）</w:t>
             </w:r>
           </w:p>
         </w:tc>
       </w:tr>
     </w:tbl>
     <w:p>
-      <w:pPr>
-        <w:ind w:left="283"/>
-      </w:pPr>
       <w:r>
         <w:rPr>
-          <w:i/>
-          <w:color w:val="6B7280"/>
+          <w:b/>
         </w:rPr>
-        <w:t>留言图片保存在留言记录中，不会混入任务附件列表。任务附件用于正式交付材料，留言用于过程沟通。</w:t>
+        <w:t>带教示例</w:t>
+      </w:r>
+      <w:r>
+        <w:t>：计划开始 6/18、预计 30 小时、每日投入 2 小时 → 截止日按 15 个工作日推算（而非按满日 8.5h 压缩）。</w:t>
+      </w:r>
+    </w:p>
+    <w:p>
+      <w:r>
+        <w:t>工作日历由服务端统一配置，前端不可修改。详见 [工作日历配置](../工作日历配置.md)。</w:t>
       </w:r>
     </w:p>
     <w:p/>
@@ -1657,7 +1470,259 @@
         <w:pStyle w:val="Heading2"/>
       </w:pPr>
       <w:r>
-        <w:t>9. 常用快捷操作</w:t>
+        <w:t>7. 任务协办人</w:t>
+      </w:r>
+    </w:p>
+    <w:p>
+      <w:r>
+        <w:t>创建或编辑任务时可指定两类协办人（可选人员档案中的任意人员）：</w:t>
+      </w:r>
+    </w:p>
+    <w:tbl>
+      <w:tblPr>
+        <w:tblStyle w:val="TableGrid"/>
+        <w:tblW w:type="auto" w:w="0"/>
+        <w:tblLook w:firstColumn="1" w:firstRow="1" w:lastColumn="0" w:lastRow="0" w:noHBand="0" w:noVBand="1" w:val="04A0"/>
+      </w:tblPr>
+      <w:tblGrid>
+        <w:gridCol w:w="2880"/>
+        <w:gridCol w:w="2880"/>
+        <w:gridCol w:w="2880"/>
+      </w:tblGrid>
+      <w:tr>
+        <w:tc>
+          <w:tcPr>
+            <w:tcW w:type="dxa" w:w="2880"/>
+          </w:tcPr>
+          <w:p>
+            <w:r>
+              <w:rPr>
+                <w:b/>
+              </w:rPr>
+            </w:r>
+            <w:r>
+              <w:rPr>
+                <w:b/>
+              </w:rPr>
+              <w:t>类型</w:t>
+            </w:r>
+          </w:p>
+        </w:tc>
+        <w:tc>
+          <w:tcPr>
+            <w:tcW w:type="dxa" w:w="2880"/>
+          </w:tcPr>
+          <w:p>
+            <w:r>
+              <w:rPr>
+                <w:b/>
+              </w:rPr>
+            </w:r>
+            <w:r>
+              <w:rPr>
+                <w:b/>
+              </w:rPr>
+              <w:t>说明</w:t>
+            </w:r>
+          </w:p>
+        </w:tc>
+        <w:tc>
+          <w:tcPr>
+            <w:tcW w:type="dxa" w:w="2880"/>
+          </w:tcPr>
+          <w:p>
+            <w:r>
+              <w:rPr>
+                <w:b/>
+              </w:rPr>
+            </w:r>
+            <w:r>
+              <w:rPr>
+                <w:b/>
+              </w:rPr>
+              <w:t>工时</w:t>
+            </w:r>
+          </w:p>
+        </w:tc>
+      </w:tr>
+      <w:tr>
+        <w:tc>
+          <w:tcPr>
+            <w:tcW w:type="dxa" w:w="2880"/>
+          </w:tcPr>
+          <w:p>
+            <w:r/>
+            <w:r>
+              <w:rPr>
+                <w:b/>
+              </w:rPr>
+              <w:t>告知性协办</w:t>
+            </w:r>
+          </w:p>
+        </w:tc>
+        <w:tc>
+          <w:tcPr>
+            <w:tcW w:type="dxa" w:w="2880"/>
+          </w:tcPr>
+          <w:p>
+            <w:r/>
+            <w:r>
+              <w:t>接收任务/项目进展通知，在工作台协办专区跟进</w:t>
+            </w:r>
+          </w:p>
+        </w:tc>
+        <w:tc>
+          <w:tcPr>
+            <w:tcW w:type="dxa" w:w="2880"/>
+          </w:tcPr>
+          <w:p>
+            <w:r/>
+            <w:r>
+              <w:rPr>
+                <w:b/>
+              </w:rPr>
+              <w:t>不计入</w:t>
+            </w:r>
+            <w:r>
+              <w:t xml:space="preserve"> 饱和度</w:t>
+            </w:r>
+          </w:p>
+        </w:tc>
+      </w:tr>
+      <w:tr>
+        <w:tc>
+          <w:tcPr>
+            <w:tcW w:type="dxa" w:w="2880"/>
+          </w:tcPr>
+          <w:p>
+            <w:r/>
+            <w:r>
+              <w:rPr>
+                <w:b/>
+              </w:rPr>
+              <w:t>辅助性协办</w:t>
+            </w:r>
+          </w:p>
+        </w:tc>
+        <w:tc>
+          <w:tcPr>
+            <w:tcW w:type="dxa" w:w="2880"/>
+          </w:tcPr>
+          <w:p>
+            <w:r/>
+            <w:r>
+              <w:t xml:space="preserve">须协办人填写可协助的开始/截止时段，经任务负责人或项目负责人 </w:t>
+            </w:r>
+            <w:r>
+              <w:rPr>
+                <w:b/>
+              </w:rPr>
+              <w:t>审批</w:t>
+            </w:r>
+            <w:r>
+              <w:t xml:space="preserve"> 后生效</w:t>
+            </w:r>
+          </w:p>
+        </w:tc>
+        <w:tc>
+          <w:tcPr>
+            <w:tcW w:type="dxa" w:w="2880"/>
+          </w:tcPr>
+          <w:p>
+            <w:r/>
+            <w:r>
+              <w:rPr>
+                <w:b/>
+              </w:rPr>
+              <w:t>计入</w:t>
+            </w:r>
+            <w:r>
+              <w:t xml:space="preserve"> 当周饱和度（按协助时段分摊）</w:t>
+            </w:r>
+          </w:p>
+        </w:tc>
+      </w:tr>
+    </w:tbl>
+    <w:p>
+      <w:r>
+        <w:rPr>
+          <w:b/>
+        </w:rPr>
+        <w:t>辅助性协办流程</w:t>
+      </w:r>
+      <w:r>
+        <w:t>：</w:t>
+      </w:r>
+    </w:p>
+    <w:p>
+      <w:pPr>
+        <w:pStyle w:val="ListNumber"/>
+      </w:pPr>
+      <w:r>
+        <w:t xml:space="preserve">负责人/经理在任务编辑中添加辅助性协办人 → 协办人收到钉钉 </w:t>
+      </w:r>
+      <w:r>
+        <w:rPr>
+          <w:b/>
+        </w:rPr>
+        <w:t>协办邀请</w:t>
+      </w:r>
+    </w:p>
+    <w:p>
+      <w:pPr>
+        <w:pStyle w:val="ListNumber"/>
+      </w:pPr>
+      <w:r>
+        <w:t xml:space="preserve">协办人在工作台 </w:t>
+      </w:r>
+      <w:r>
+        <w:rPr>
+          <w:b/>
+        </w:rPr>
+        <w:t>协办专区</w:t>
+      </w:r>
+      <w:r>
+        <w:t xml:space="preserve"> 填写协助时段与说明 → 提交审批</w:t>
+      </w:r>
+    </w:p>
+    <w:p>
+      <w:pPr>
+        <w:pStyle w:val="ListNumber"/>
+      </w:pPr>
+      <w:r>
+        <w:t xml:space="preserve">任务负责人或项目负责人 </w:t>
+      </w:r>
+      <w:r>
+        <w:rPr>
+          <w:b/>
+        </w:rPr>
+        <w:t>同意/拒绝</w:t>
+      </w:r>
+      <w:r>
+        <w:t xml:space="preserve"> → 同意后计入团队饱和度统计</w:t>
+      </w:r>
+    </w:p>
+    <w:p/>
+    <w:p>
+      <w:pPr>
+        <w:pStyle w:val="Heading2"/>
+      </w:pPr>
+      <w:r>
+        <w:t>8. 跨项目任务依赖（全部角色可见）</w:t>
+      </w:r>
+    </w:p>
+    <w:p>
+      <w:r>
+        <w:t xml:space="preserve">用于表达「须等其他任务（可跨项目）完成后，本任务才可继续」的执行顺序，与任务树 </w:t>
+      </w:r>
+      <w:r>
+        <w:rPr>
+          <w:b/>
+        </w:rPr>
+        <w:t>父子拆分（parentId）</w:t>
+      </w:r>
+      <w:r>
+        <w:t xml:space="preserve"> 无关，二者可同时存在。</w:t>
       </w:r>
     </w:p>
     <w:tbl>
@@ -1685,7 +1750,7 @@
               <w:rPr>
                 <w:b/>
               </w:rPr>
-              <w:t>操作</w:t>
+              <w:t>概念</w:t>
             </w:r>
           </w:p>
         </w:tc>
@@ -1703,7 +1768,7 @@
               <w:rPr>
                 <w:b/>
               </w:rPr>
-              <w:t>入口</w:t>
+              <w:t>说明</w:t>
             </w:r>
           </w:p>
         </w:tc>
@@ -1716,7 +1781,10 @@
           <w:p>
             <w:r/>
             <w:r>
-              <w:t>快速建临时任务</w:t>
+              <w:rPr>
+                <w:b/>
+              </w:rPr>
+              <w:t>前置依赖</w:t>
             </w:r>
           </w:p>
         </w:tc>
@@ -1727,7 +1795,16 @@
           <w:p>
             <w:r/>
             <w:r>
-              <w:t>侧边栏「快速建任务」或移动端底部「新建」</w:t>
+              <w:t xml:space="preserve">本任务需等待指定任务 </w:t>
+            </w:r>
+            <w:r>
+              <w:rPr>
+                <w:b/>
+              </w:rPr>
+              <w:t>完成后</w:t>
+            </w:r>
+            <w:r>
+              <w:t xml:space="preserve"> 才可开始/完成</w:t>
             </w:r>
           </w:p>
         </w:tc>
@@ -1740,7 +1817,10 @@
           <w:p>
             <w:r/>
             <w:r>
-              <w:t>查看任务详情</w:t>
+              <w:rPr>
+                <w:b/>
+              </w:rPr>
+              <w:t>阻塞中</w:t>
             </w:r>
           </w:p>
         </w:tc>
@@ -1751,7 +1831,25 @@
           <w:p>
             <w:r/>
             <w:r>
-              <w:t>任务中心 / 工作台 → 点击任务卡片</w:t>
+              <w:t xml:space="preserve">存在未完成前置时，任务显示 </w:t>
+            </w:r>
+            <w:r>
+              <w:rPr>
+                <w:b/>
+              </w:rPr>
+              <w:t>阻塞中</w:t>
+            </w:r>
+            <w:r>
+              <w:t>；</w:t>
+            </w:r>
+            <w:r>
+              <w:rPr>
+                <w:b/>
+              </w:rPr>
+              <w:t>不计入</w:t>
+            </w:r>
+            <w:r>
+              <w:t>当周工时饱和度，不算逾期/临期</w:t>
             </w:r>
           </w:p>
         </w:tc>
@@ -1764,7 +1862,10 @@
           <w:p>
             <w:r/>
             <w:r>
-              <w:t>任务留言 / @ 提及</w:t>
+              <w:rPr>
+                <w:b/>
+              </w:rPr>
+              <w:t>标识</w:t>
             </w:r>
           </w:p>
         </w:tc>
@@ -1775,89 +1876,7 @@
           <w:p>
             <w:r/>
             <w:r>
-              <w:t xml:space="preserve">任务详情 → 留言讨论 → 输入 </w:t>
-            </w:r>
-            <w:r>
-              <w:rPr>
-                <w:rFonts w:ascii="Consolas" w:hAnsi="Consolas"/>
-                <w:sz w:val="20"/>
-              </w:rPr>
-              <w:t>@</w:t>
-            </w:r>
-            <w:r>
-              <w:t xml:space="preserve"> 或 Ctrl+V 粘贴图片</w:t>
-            </w:r>
-          </w:p>
-        </w:tc>
-      </w:tr>
-      <w:tr>
-        <w:tc>
-          <w:tcPr>
-            <w:tcW w:type="dxa" w:w="4320"/>
-          </w:tcPr>
-          <w:p>
-            <w:r/>
-            <w:r>
-              <w:t>粘贴任务附件图片</w:t>
-            </w:r>
-          </w:p>
-        </w:tc>
-        <w:tc>
-          <w:tcPr>
-            <w:tcW w:type="dxa" w:w="4320"/>
-          </w:tcPr>
-          <w:p>
-            <w:r/>
-            <w:r>
-              <w:t>任务详情 → 附件区域点击后 Ctrl+V</w:t>
-            </w:r>
-          </w:p>
-        </w:tc>
-      </w:tr>
-      <w:tr>
-        <w:tc>
-          <w:tcPr>
-            <w:tcW w:type="dxa" w:w="4320"/>
-          </w:tcPr>
-          <w:p>
-            <w:r/>
-            <w:r>
-              <w:t>导出任务列表</w:t>
-            </w:r>
-          </w:p>
-        </w:tc>
-        <w:tc>
-          <w:tcPr>
-            <w:tcW w:type="dxa" w:w="4320"/>
-          </w:tcPr>
-          <w:p>
-            <w:r/>
-            <w:r>
-              <w:t>任务中心页顶部「导出」</w:t>
-            </w:r>
-          </w:p>
-        </w:tc>
-      </w:tr>
-      <w:tr>
-        <w:tc>
-          <w:tcPr>
-            <w:tcW w:type="dxa" w:w="4320"/>
-          </w:tcPr>
-          <w:p>
-            <w:r/>
-            <w:r>
-              <w:t>查看操作日志</w:t>
-            </w:r>
-          </w:p>
-        </w:tc>
-        <w:tc>
-          <w:tcPr>
-            <w:tcW w:type="dxa" w:w="4320"/>
-          </w:tcPr>
-          <w:p>
-            <w:r/>
-            <w:r>
-              <w:t>侧边栏「操作日志」</w:t>
+              <w:t>🔗 前置 · ⏸ 阻塞中 · ▶ 可继续 · 🚧 阻塞后续 · 🌐 跨项目</w:t>
             </w:r>
           </w:p>
         </w:tc>
@@ -1865,27 +1884,70 @@
     </w:tbl>
     <w:p>
       <w:r>
-        <w:br w:type="page"/>
+        <w:rPr>
+          <w:b/>
+        </w:rPr>
+        <w:t>查看入口</w:t>
+      </w:r>
+      <w:r>
+        <w:t>：</w:t>
       </w:r>
     </w:p>
     <w:p>
       <w:pPr>
-        <w:pStyle w:val="Heading1"/>
+        <w:pStyle w:val="ListBullet"/>
       </w:pPr>
       <w:r>
-        <w:t>总经理 / 管理员 操作手册</w:t>
+        <w:rPr>
+          <w:b/>
+        </w:rPr>
+        <w:t>任务详情</w:t>
+      </w:r>
+      <w:r>
+        <w:t xml:space="preserve"> →「依赖关系（跨项目）」：查看前置/后续、方案说明</w:t>
       </w:r>
     </w:p>
     <w:p>
       <w:pPr>
-        <w:ind w:left="283"/>
+        <w:pStyle w:val="ListBullet"/>
       </w:pPr>
       <w:r>
         <w:rPr>
-          <w:i/>
-          <w:color w:val="6B7280"/>
+          <w:b/>
         </w:rPr>
-        <w:t>适用角色：`gm`（总经理）、`admin`（管理员） 权限范围：**全公司** 所有部门的项目、任务、人员</w:t>
+        <w:t>项目详情</w:t>
+      </w:r>
+      <w:r>
+        <w:t xml:space="preserve"> →「跨项目 / 任务依赖」：汇总本项目相关依赖</w:t>
+      </w:r>
+    </w:p>
+    <w:p>
+      <w:r>
+        <w:rPr>
+          <w:b/>
+        </w:rPr>
+        <w:t>配置权限</w:t>
+      </w:r>
+      <w:r>
+        <w:t xml:space="preserve">：总经理/管理员、任务负责人/可编辑人、项目负责人可 </w:t>
+      </w:r>
+      <w:r>
+        <w:rPr>
+          <w:b/>
+        </w:rPr>
+        <w:t>添加/解除</w:t>
+      </w:r>
+      <w:r>
+        <w:t xml:space="preserve"> 前置依赖；执行人员一般 </w:t>
+      </w:r>
+      <w:r>
+        <w:rPr>
+          <w:b/>
+        </w:rPr>
+        <w:t>仅查看</w:t>
+      </w:r>
+      <w:r>
+        <w:t>。</w:t>
       </w:r>
     </w:p>
     <w:p/>
@@ -1894,31 +1956,21 @@
         <w:pStyle w:val="Heading2"/>
       </w:pPr>
       <w:r>
-        <w:t>1. 您能看到什么</w:t>
+        <w:t>9. 修改留痕</w:t>
       </w:r>
     </w:p>
     <w:p>
-      <w:pPr>
-        <w:pStyle w:val="ListBullet"/>
-      </w:pPr>
-      <w:r>
-        <w:t>全部部门的项目与任务（含临时任务）</w:t>
-      </w:r>
-    </w:p>
-    <w:p>
-      <w:pPr>
-        <w:pStyle w:val="ListBullet"/>
-      </w:pPr>
-      <w:r>
-        <w:t>全员操作日志、推送记录（人员档案页底部）</w:t>
-      </w:r>
-    </w:p>
-    <w:p>
-      <w:pPr>
-        <w:pStyle w:val="ListBullet"/>
-      </w:pPr>
-      <w:r>
-        <w:t>全公司团队饱和度与成员看板</w:t>
+      <w:r>
+        <w:t xml:space="preserve">编辑已有任务时 </w:t>
+      </w:r>
+      <w:r>
+        <w:rPr>
+          <w:b/>
+        </w:rPr>
+        <w:t>必须填写「修改原因」</w:t>
+      </w:r>
+      <w:r>
+        <w:t>，否则无法保存。所有变更写入操作日志，可追溯。</w:t>
       </w:r>
     </w:p>
     <w:p/>
@@ -1927,7 +1979,22 @@
         <w:pStyle w:val="Heading2"/>
       </w:pPr>
       <w:r>
-        <w:t>2. 菜单与职责</w:t>
+        <w:t>10. 钉钉工作通知</w:t>
+      </w:r>
+    </w:p>
+    <w:p>
+      <w:r>
+        <w:t xml:space="preserve">绑定 </w:t>
+      </w:r>
+      <w:r>
+        <w:rPr>
+          <w:rFonts w:ascii="Consolas" w:hAnsi="Consolas"/>
+          <w:sz w:val="20"/>
+        </w:rPr>
+        <w:t>userid</w:t>
+      </w:r>
+      <w:r>
+        <w:t xml:space="preserve"> 后，以下事件会自动推送钉钉工作通知：</w:t>
       </w:r>
     </w:p>
     <w:tbl>
@@ -1955,7 +2022,7 @@
               <w:rPr>
                 <w:b/>
               </w:rPr>
-              <w:t>菜单</w:t>
+              <w:t>事件</w:t>
             </w:r>
           </w:p>
         </w:tc>
@@ -1973,7 +2040,7 @@
               <w:rPr>
                 <w:b/>
               </w:rPr>
-              <w:t>主要用途</w:t>
+              <w:t>接收人</w:t>
             </w:r>
           </w:p>
         </w:tc>
@@ -1986,10 +2053,7 @@
           <w:p>
             <w:r/>
             <w:r>
-              <w:rPr>
-                <w:b/>
-              </w:rPr>
-              <w:t>团队管理</w:t>
+              <w:t>新任务分配</w:t>
             </w:r>
           </w:p>
         </w:tc>
@@ -2000,7 +2064,7 @@
           <w:p>
             <w:r/>
             <w:r>
-              <w:t>查看各部门成员工作饱和度、进入成员任务看板</w:t>
+              <w:t>任务负责人</w:t>
             </w:r>
           </w:p>
         </w:tc>
@@ -2013,10 +2077,7 @@
           <w:p>
             <w:r/>
             <w:r>
-              <w:rPr>
-                <w:b/>
-              </w:rPr>
-              <w:t>工作台</w:t>
+              <w:t>任务转办</w:t>
             </w:r>
           </w:p>
         </w:tc>
@@ -2027,16 +2088,7 @@
           <w:p>
             <w:r/>
             <w:r>
-              <w:t xml:space="preserve">查看 </w:t>
-            </w:r>
-            <w:r>
-              <w:rPr>
-                <w:b/>
-              </w:rPr>
-              <w:t>本人</w:t>
-            </w:r>
-            <w:r>
-              <w:t xml:space="preserve"> 负责/协办的任务与统计</w:t>
+              <w:t>新负责人</w:t>
             </w:r>
           </w:p>
         </w:tc>
@@ -2049,10 +2101,7 @@
           <w:p>
             <w:r/>
             <w:r>
-              <w:rPr>
-                <w:b/>
-              </w:rPr>
-              <w:t>项目管理</w:t>
+              <w:t>任务驳回</w:t>
             </w:r>
           </w:p>
         </w:tc>
@@ -2063,7 +2112,7 @@
           <w:p>
             <w:r/>
             <w:r>
-              <w:t>新建/编辑/归档全公司项目，管理项目文档</w:t>
+              <w:t>原负责人</w:t>
             </w:r>
           </w:p>
         </w:tc>
@@ -2076,10 +2125,7 @@
           <w:p>
             <w:r/>
             <w:r>
-              <w:rPr>
-                <w:b/>
-              </w:rPr>
-              <w:t>任务中心</w:t>
+              <w:t>即将到期</w:t>
             </w:r>
           </w:p>
         </w:tc>
@@ -2090,7 +2136,7 @@
           <w:p>
             <w:r/>
             <w:r>
-              <w:t>查看全公司任务，分配、驳回、转办</w:t>
+              <w:t>任务负责人（系统自动扫描）</w:t>
             </w:r>
           </w:p>
         </w:tc>
@@ -2103,10 +2149,7 @@
           <w:p>
             <w:r/>
             <w:r>
-              <w:rPr>
-                <w:b/>
-              </w:rPr>
-              <w:t>人员档案</w:t>
+              <w:t>任务逾期</w:t>
             </w:r>
           </w:p>
         </w:tc>
@@ -2117,16 +2160,7 @@
           <w:p>
             <w:r/>
             <w:r>
-              <w:t>维护人员信息、</w:t>
-            </w:r>
-            <w:r>
-              <w:rPr>
-                <w:b/>
-              </w:rPr>
-              <w:t>同步钉钉通讯录</w:t>
-            </w:r>
-            <w:r>
-              <w:t>（仅本角色）</w:t>
+              <w:t>任务负责人（系统自动扫描）</w:t>
             </w:r>
           </w:p>
         </w:tc>
@@ -2139,10 +2173,7 @@
           <w:p>
             <w:r/>
             <w:r>
-              <w:rPr>
-                <w:b/>
-              </w:rPr>
-              <w:t>操作日志</w:t>
+              <w:t>任务完成</w:t>
             </w:r>
           </w:p>
         </w:tc>
@@ -2153,7 +2184,19 @@
           <w:p>
             <w:r/>
             <w:r>
-              <w:t>全量变更溯源</w:t>
+              <w:rPr>
+                <w:b/>
+              </w:rPr>
+              <w:t>项目负责人</w:t>
+            </w:r>
+            <w:r>
+              <w:t xml:space="preserve"> + </w:t>
+            </w:r>
+            <w:r>
+              <w:rPr>
+                <w:b/>
+              </w:rPr>
+              <w:t>执行人直属上级</w:t>
             </w:r>
           </w:p>
         </w:tc>
@@ -2166,10 +2209,7 @@
           <w:p>
             <w:r/>
             <w:r>
-              <w:rPr>
-                <w:b/>
-              </w:rPr>
-              <w:t>归档管理</w:t>
+              <w:t>新增任务依赖</w:t>
             </w:r>
           </w:p>
         </w:tc>
@@ -2180,7 +2220,7 @@
           <w:p>
             <w:r/>
             <w:r>
-              <w:t>查询已归档项目</w:t>
+              <w:t>后继任务负责人、相关项目负责人</w:t>
             </w:r>
           </w:p>
         </w:tc>
@@ -2193,10 +2233,7 @@
           <w:p>
             <w:r/>
             <w:r>
-              <w:rPr>
-                <w:b/>
-              </w:rPr>
-              <w:t>数据导入</w:t>
+              <w:t>前置完成解除阻塞</w:t>
             </w:r>
           </w:p>
         </w:tc>
@@ -2207,7 +2244,7 @@
           <w:p>
             <w:r/>
             <w:r>
-              <w:t>批量导入项目/任务数据</w:t>
+              <w:t>后继任务负责人</w:t>
             </w:r>
           </w:p>
         </w:tc>
@@ -2220,10 +2257,7 @@
           <w:p>
             <w:r/>
             <w:r>
-              <w:rPr>
-                <w:b/>
-              </w:rPr>
-              <w:t>快速建任务</w:t>
+              <w:t>辅助性协办邀请</w:t>
             </w:r>
           </w:p>
         </w:tc>
@@ -2234,19 +2268,110 @@
           <w:p>
             <w:r/>
             <w:r>
-              <w:t>创建不关联项目的临时任务</w:t>
+              <w:t>被邀请的协办人</w:t>
+            </w:r>
+          </w:p>
+        </w:tc>
+      </w:tr>
+      <w:tr>
+        <w:tc>
+          <w:tcPr>
+            <w:tcW w:type="dxa" w:w="4320"/>
+          </w:tcPr>
+          <w:p>
+            <w:r/>
+            <w:r>
+              <w:t>协办时段待审批</w:t>
+            </w:r>
+          </w:p>
+        </w:tc>
+        <w:tc>
+          <w:tcPr>
+            <w:tcW w:type="dxa" w:w="4320"/>
+          </w:tcPr>
+          <w:p>
+            <w:r/>
+            <w:r>
+              <w:t>任务负责人、项目负责人</w:t>
+            </w:r>
+          </w:p>
+        </w:tc>
+      </w:tr>
+      <w:tr>
+        <w:tc>
+          <w:tcPr>
+            <w:tcW w:type="dxa" w:w="4320"/>
+          </w:tcPr>
+          <w:p>
+            <w:r/>
+            <w:r>
+              <w:t>协办时段已批准/已拒绝</w:t>
+            </w:r>
+          </w:p>
+        </w:tc>
+        <w:tc>
+          <w:tcPr>
+            <w:tcW w:type="dxa" w:w="4320"/>
+          </w:tcPr>
+          <w:p>
+            <w:r/>
+            <w:r>
+              <w:t>协办人</w:t>
+            </w:r>
+          </w:p>
+        </w:tc>
+      </w:tr>
+      <w:tr>
+        <w:tc>
+          <w:tcPr>
+            <w:tcW w:type="dxa" w:w="4320"/>
+          </w:tcPr>
+          <w:p>
+            <w:r/>
+            <w:r>
+              <w:t>留言 @ 提及</w:t>
+            </w:r>
+          </w:p>
+        </w:tc>
+        <w:tc>
+          <w:tcPr>
+            <w:tcW w:type="dxa" w:w="4320"/>
+          </w:tcPr>
+          <w:p>
+            <w:r/>
+            <w:r>
+              <w:t>被 @ 的任务负责人、协办人、项目负责人（需已绑定 userid）</w:t>
             </w:r>
           </w:p>
         </w:tc>
       </w:tr>
     </w:tbl>
+    <w:p>
+      <w:r>
+        <w:t>推送内容分块展示：</w:t>
+      </w:r>
+      <w:r>
+        <w:rPr>
+          <w:b/>
+        </w:rPr>
+        <w:t>所属项目 → 任务详情 → 操作信息</w:t>
+      </w:r>
+      <w:r>
+        <w:t>。</w:t>
+      </w:r>
+    </w:p>
+    <w:p>
+      <w:r>
+        <w:t>未收到推送请检查：① 人员档案是否已绑定 userid；② 您是否为该事件的接收人（如完成通知发给项目负责人，不一定发给执行人本人）。</w:t>
+      </w:r>
+    </w:p>
     <w:p/>
     <w:p>
       <w:pPr>
         <w:pStyle w:val="Heading2"/>
       </w:pPr>
       <w:r>
-        <w:t>3. 典型操作流程</w:t>
+        <w:t>11. 文档、附件与留言</w:t>
       </w:r>
     </w:p>
     <w:p>
@@ -2254,81 +2379,196 @@
         <w:pStyle w:val="Heading3"/>
       </w:pPr>
       <w:r>
-        <w:t>3.1 首次上线：同步钉钉通讯录</w:t>
+        <w:t>11.1 项目文档与任务附件</w:t>
       </w:r>
     </w:p>
+    <w:tbl>
+      <w:tblPr>
+        <w:tblStyle w:val="TableGrid"/>
+        <w:tblW w:type="auto" w:w="0"/>
+        <w:tblLook w:firstColumn="1" w:firstRow="1" w:lastColumn="0" w:lastRow="0" w:noHBand="0" w:noVBand="1" w:val="04A0"/>
+      </w:tblPr>
+      <w:tblGrid>
+        <w:gridCol w:w="2880"/>
+        <w:gridCol w:w="2880"/>
+        <w:gridCol w:w="2880"/>
+      </w:tblGrid>
+      <w:tr>
+        <w:tc>
+          <w:tcPr>
+            <w:tcW w:type="dxa" w:w="2880"/>
+          </w:tcPr>
+          <w:p>
+            <w:r>
+              <w:rPr>
+                <w:b/>
+              </w:rPr>
+            </w:r>
+            <w:r>
+              <w:rPr>
+                <w:b/>
+              </w:rPr>
+              <w:t>位置</w:t>
+            </w:r>
+          </w:p>
+        </w:tc>
+        <w:tc>
+          <w:tcPr>
+            <w:tcW w:type="dxa" w:w="2880"/>
+          </w:tcPr>
+          <w:p>
+            <w:r>
+              <w:rPr>
+                <w:b/>
+              </w:rPr>
+            </w:r>
+            <w:r>
+              <w:rPr>
+                <w:b/>
+              </w:rPr>
+              <w:t>谁能上传</w:t>
+            </w:r>
+          </w:p>
+        </w:tc>
+        <w:tc>
+          <w:tcPr>
+            <w:tcW w:type="dxa" w:w="2880"/>
+          </w:tcPr>
+          <w:p>
+            <w:r>
+              <w:rPr>
+                <w:b/>
+              </w:rPr>
+            </w:r>
+            <w:r>
+              <w:rPr>
+                <w:b/>
+              </w:rPr>
+              <w:t>说明</w:t>
+            </w:r>
+          </w:p>
+        </w:tc>
+      </w:tr>
+      <w:tr>
+        <w:tc>
+          <w:tcPr>
+            <w:tcW w:type="dxa" w:w="2880"/>
+          </w:tcPr>
+          <w:p>
+            <w:r/>
+            <w:r>
+              <w:t>项目详情 · 项目文档</w:t>
+            </w:r>
+          </w:p>
+        </w:tc>
+        <w:tc>
+          <w:tcPr>
+            <w:tcW w:type="dxa" w:w="2880"/>
+          </w:tcPr>
+          <w:p>
+            <w:r/>
+            <w:r>
+              <w:t>总经理/管理员、项目负责人</w:t>
+            </w:r>
+          </w:p>
+        </w:tc>
+        <w:tc>
+          <w:tcPr>
+            <w:tcW w:type="dxa" w:w="2880"/>
+          </w:tcPr>
+          <w:p>
+            <w:r/>
+            <w:r>
+              <w:t xml:space="preserve">需求书、方案等；支持上传文件或 </w:t>
+            </w:r>
+            <w:r>
+              <w:rPr>
+                <w:b/>
+              </w:rPr>
+              <w:t>添加钉钉文档链接</w:t>
+            </w:r>
+          </w:p>
+        </w:tc>
+      </w:tr>
+      <w:tr>
+        <w:tc>
+          <w:tcPr>
+            <w:tcW w:type="dxa" w:w="2880"/>
+          </w:tcPr>
+          <w:p>
+            <w:r/>
+            <w:r>
+              <w:t>任务详情 · 任务附件</w:t>
+            </w:r>
+          </w:p>
+        </w:tc>
+        <w:tc>
+          <w:tcPr>
+            <w:tcW w:type="dxa" w:w="2880"/>
+          </w:tcPr>
+          <w:p>
+            <w:r/>
+            <w:r>
+              <w:t>负责人、协办人、项目负责人、管理员</w:t>
+            </w:r>
+          </w:p>
+        </w:tc>
+        <w:tc>
+          <w:tcPr>
+            <w:tcW w:type="dxa" w:w="2880"/>
+          </w:tcPr>
+          <w:p>
+            <w:r/>
+            <w:r>
+              <w:t>截图、交付材料等；支持上传、Ctrl+V 粘贴、钉钉文档链接</w:t>
+            </w:r>
+          </w:p>
+        </w:tc>
+      </w:tr>
+    </w:tbl>
     <w:p>
-      <w:pPr>
-        <w:pStyle w:val="ListNumber"/>
-      </w:pPr>
-      <w:r>
-        <w:t>从钉钉工作台登录恒慧管</w:t>
-      </w:r>
-    </w:p>
-    <w:p>
-      <w:pPr>
-        <w:pStyle w:val="ListNumber"/>
-      </w:pPr>
-      <w:r>
-        <w:t xml:space="preserve">进入 </w:t>
-      </w:r>
       <w:r>
         <w:rPr>
           <w:b/>
         </w:rPr>
-        <w:t>人员档案</w:t>
-      </w:r>
-    </w:p>
-    <w:p>
-      <w:pPr>
-        <w:pStyle w:val="ListNumber"/>
-      </w:pPr>
-      <w:r>
-        <w:t>勾选需绑定的人员（建议先「全选信息中心」）</w:t>
-      </w:r>
-    </w:p>
-    <w:p>
-      <w:pPr>
-        <w:pStyle w:val="ListNumber"/>
-      </w:pPr>
-      <w:r>
-        <w:t xml:space="preserve">点击 </w:t>
+        <w:t>粘贴图片</w:t>
+      </w:r>
+      <w:r>
+        <w:t xml:space="preserve">：在任务详情 </w:t>
       </w:r>
       <w:r>
         <w:rPr>
           <w:b/>
         </w:rPr>
-        <w:t>同步钉钉</w:t>
+        <w:t>附件区域</w:t>
+      </w:r>
+      <w:r>
+        <w:t xml:space="preserve"> 点击后，按 </w:t>
+      </w:r>
+      <w:r>
+        <w:rPr>
+          <w:b/>
+        </w:rPr>
+        <w:t>Ctrl+V</w:t>
+      </w:r>
+      <w:r>
+        <w:t xml:space="preserve"> 可直接粘贴剪贴板中的图片（需已登录并连接服务端）。</w:t>
       </w:r>
     </w:p>
     <w:p>
-      <w:pPr>
-        <w:pStyle w:val="ListNumber"/>
-      </w:pPr>
-      <w:r>
-        <w:t xml:space="preserve">确认同步结果中 </w:t>
-      </w:r>
       <w:r>
         <w:rPr>
-          <w:rFonts w:ascii="Consolas" w:hAnsi="Consolas"/>
-          <w:sz w:val="20"/>
+          <w:b/>
         </w:rPr>
-        <w:t>userid</w:t>
-      </w:r>
-      <w:r>
-        <w:t xml:space="preserve"> 已绑定 → 此后可正常推送工作通知</w:t>
+        <w:t>钉钉文档</w:t>
+      </w:r>
+      <w:r>
+        <w:t>：点击「添加钉钉文档」可从团队知识库/我的文档中选择并关联，无需重复上传文件。</w:t>
       </w:r>
     </w:p>
     <w:p>
-      <w:pPr>
-        <w:ind w:left="283"/>
-      </w:pPr>
-      <w:r>
-        <w:rPr>
-          <w:i/>
-          <w:color w:val="6B7280"/>
-        </w:rPr>
-        <w:t>同步 **仅绑定已有人员档案**，不会自动创建陌生人账号。</w:t>
+      <w:r>
+        <w:t>需连接服务端；单文件大小限制见服务端配置（默认 20MB）。</w:t>
       </w:r>
     </w:p>
     <w:p>
@@ -2336,224 +2576,21 @@
         <w:pStyle w:val="Heading3"/>
       </w:pPr>
       <w:r>
-        <w:t>3.2 新建项目</w:t>
+        <w:t>11.2 任务留言讨论</w:t>
       </w:r>
     </w:p>
     <w:p>
-      <w:pPr>
-        <w:pStyle w:val="ListNumber"/>
-      </w:pPr>
+      <w:r>
+        <w:t xml:space="preserve">任务详情底部 </w:t>
+      </w:r>
       <w:r>
         <w:rPr>
           <w:b/>
         </w:rPr>
-        <w:t>项目管理</w:t>
-      </w:r>
-      <w:r>
-        <w:t xml:space="preserve"> → 右上角 </w:t>
-      </w:r>
-      <w:r>
-        <w:rPr>
-          <w:b/>
-        </w:rPr>
-        <w:t>新建项目</w:t>
-      </w:r>
-    </w:p>
-    <w:p>
-      <w:pPr>
-        <w:pStyle w:val="ListNumber"/>
-      </w:pPr>
-      <w:r>
-        <w:t>填写：项目名称、描述、所属部门、负责人、计划起止日期</w:t>
-      </w:r>
-    </w:p>
-    <w:p>
-      <w:pPr>
-        <w:pStyle w:val="ListNumber"/>
-      </w:pPr>
-      <w:r>
-        <w:t>保存 → 进入项目详情</w:t>
-      </w:r>
-    </w:p>
-    <w:p>
-      <w:pPr>
-        <w:pStyle w:val="Heading3"/>
-      </w:pPr>
-      <w:r>
-        <w:t>3.3 项目状态流转</w:t>
-      </w:r>
-    </w:p>
-    <w:p>
-      <w:r>
-        <w:t>在项目详情页「项目状态」区域操作：</w:t>
-      </w:r>
-    </w:p>
-    <w:p>
-      <w:pPr>
-        <w:ind w:left="454"/>
-      </w:pPr>
-      <w:r>
-        <w:rPr>
-          <w:rFonts w:ascii="Consolas" w:hAnsi="Consolas"/>
-          <w:sz w:val="20"/>
-        </w:rPr>
-        <w:t>规划中 → 进行中 → 已完成 → 归档</w:t>
-      </w:r>
-    </w:p>
-    <w:p>
-      <w:pPr>
-        <w:pStyle w:val="ListBullet"/>
-      </w:pPr>
-      <w:r>
-        <w:rPr>
-          <w:b/>
-        </w:rPr>
-        <w:t>规划中</w:t>
-      </w:r>
-      <w:r>
-        <w:t>：立项准备</w:t>
-      </w:r>
-    </w:p>
-    <w:p>
-      <w:pPr>
-        <w:pStyle w:val="ListBullet"/>
-      </w:pPr>
-      <w:r>
-        <w:rPr>
-          <w:b/>
-        </w:rPr>
-        <w:t>进行中</w:t>
-      </w:r>
-      <w:r>
-        <w:t>：正式推进</w:t>
-      </w:r>
-    </w:p>
-    <w:p>
-      <w:pPr>
-        <w:pStyle w:val="ListBullet"/>
-      </w:pPr>
-      <w:r>
-        <w:rPr>
-          <w:b/>
-        </w:rPr>
-        <w:t>已完成</w:t>
-      </w:r>
-      <w:r>
-        <w:t>：交付结束</w:t>
-      </w:r>
-    </w:p>
-    <w:p>
-      <w:pPr>
-        <w:pStyle w:val="ListBullet"/>
-      </w:pPr>
-      <w:r>
-        <w:rPr>
-          <w:b/>
-        </w:rPr>
-        <w:t>归档</w:t>
-      </w:r>
-      <w:r>
-        <w:t>：从活跃列表移入归档管理，只读</w:t>
-      </w:r>
-    </w:p>
-    <w:p>
-      <w:pPr>
-        <w:pStyle w:val="Heading3"/>
-      </w:pPr>
-      <w:r>
-        <w:t>3.4 分解任务</w:t>
-      </w:r>
-    </w:p>
-    <w:p>
-      <w:pPr>
-        <w:pStyle w:val="ListNumber"/>
-      </w:pPr>
-      <w:r>
-        <w:t xml:space="preserve">进入 </w:t>
-      </w:r>
-      <w:r>
-        <w:rPr>
-          <w:b/>
-        </w:rPr>
-        <w:t>项目详情</w:t>
-      </w:r>
-      <w:r>
-        <w:t xml:space="preserve"> → </w:t>
-      </w:r>
-      <w:r>
-        <w:rPr>
-          <w:b/>
-        </w:rPr>
-        <w:t>添加任务</w:t>
-      </w:r>
-      <w:r>
-        <w:t>（主任务）</w:t>
-      </w:r>
-    </w:p>
-    <w:p>
-      <w:pPr>
-        <w:pStyle w:val="ListNumber"/>
-      </w:pPr>
-      <w:r>
-        <w:t xml:space="preserve">打开任务详情 → </w:t>
-      </w:r>
-      <w:r>
-        <w:rPr>
-          <w:b/>
-        </w:rPr>
-        <w:t>添加子任务</w:t>
-      </w:r>
-      <w:r>
-        <w:t>（支持无限层级）</w:t>
-      </w:r>
-    </w:p>
-    <w:p>
-      <w:pPr>
-        <w:pStyle w:val="ListNumber"/>
-      </w:pPr>
-      <w:r>
-        <w:t>填写负责人、计划开始、预计工时；截止日期自动计算</w:t>
-      </w:r>
-    </w:p>
-    <w:p>
-      <w:pPr>
-        <w:pStyle w:val="ListNumber"/>
-      </w:pPr>
-      <w:r>
-        <w:t xml:space="preserve">保存后系统自动 </w:t>
-      </w:r>
-      <w:r>
-        <w:rPr>
-          <w:b/>
-        </w:rPr>
-        <w:t>推送新任务</w:t>
-      </w:r>
-      <w:r>
-        <w:t xml:space="preserve"> 给负责人</w:t>
-      </w:r>
-    </w:p>
-    <w:p>
-      <w:r>
-        <w:rPr>
-          <w:b/>
-        </w:rPr>
-        <w:t>子任务工时规则</w:t>
-      </w:r>
-      <w:r>
-        <w:t>：同一父任务下，所有子任务预计工时之和不得超过父任务工时。</w:t>
-      </w:r>
-    </w:p>
-    <w:p>
-      <w:pPr>
-        <w:pStyle w:val="Heading3"/>
-      </w:pPr>
-      <w:r>
-        <w:t>3.5 监督与干预任务</w:t>
-      </w:r>
-    </w:p>
-    <w:p>
-      <w:r>
-        <w:t>在任务详情页可操作：</w:t>
+        <w:t>留言讨论</w:t>
+      </w:r>
+      <w:r>
+        <w:t xml:space="preserve"> 用于项目相关人员在任务上下文中沟通进度与问题。</w:t>
       </w:r>
     </w:p>
     <w:tbl>
@@ -2581,7 +2618,7 @@
               <w:rPr>
                 <w:b/>
               </w:rPr>
-              <w:t>按钮</w:t>
+              <w:t>项目</w:t>
             </w:r>
           </w:p>
         </w:tc>
@@ -2599,7 +2636,7 @@
               <w:rPr>
                 <w:b/>
               </w:rPr>
-              <w:t>作用</w:t>
+              <w:t>说明</w:t>
             </w:r>
           </w:p>
         </w:tc>
@@ -2612,7 +2649,10 @@
           <w:p>
             <w:r/>
             <w:r>
-              <w:t>驳回</w:t>
+              <w:rPr>
+                <w:b/>
+              </w:rPr>
+              <w:t>谁可以留言</w:t>
             </w:r>
           </w:p>
         </w:tc>
@@ -2623,7 +2663,7 @@
           <w:p>
             <w:r/>
             <w:r>
-              <w:t>退回给负责人整改，需填原因，推送通知</w:t>
+              <w:t>任务负责人、协办人、项目负责人；总经理/管理员</w:t>
             </w:r>
           </w:p>
         </w:tc>
@@ -2636,7 +2676,10 @@
           <w:p>
             <w:r/>
             <w:r>
-              <w:t>转办</w:t>
+              <w:rPr>
+                <w:b/>
+              </w:rPr>
+              <w:t>@ 提及</w:t>
             </w:r>
           </w:p>
         </w:tc>
@@ -2647,7 +2690,26 @@
           <w:p>
             <w:r/>
             <w:r>
-              <w:t>更换负责人，需填原因，推送通知</w:t>
+              <w:t xml:space="preserve">输入 </w:t>
+            </w:r>
+            <w:r>
+              <w:rPr>
+                <w:rFonts w:ascii="Consolas" w:hAnsi="Consolas"/>
+                <w:sz w:val="20"/>
+              </w:rPr>
+              <w:t>@</w:t>
+            </w:r>
+            <w:r>
+              <w:t xml:space="preserve"> 弹出可选人员（负责人、协办人、项目负责人），选中后发送；被 @ 且已绑定 userid 的人员会收到钉钉 </w:t>
+            </w:r>
+            <w:r>
+              <w:rPr>
+                <w:b/>
+              </w:rPr>
+              <w:t>留言提及</w:t>
+            </w:r>
+            <w:r>
+              <w:t xml:space="preserve"> 通知</w:t>
             </w:r>
           </w:p>
         </w:tc>
@@ -2660,7 +2722,10 @@
           <w:p>
             <w:r/>
             <w:r>
-              <w:t>编辑</w:t>
+              <w:rPr>
+                <w:b/>
+              </w:rPr>
+              <w:t>粘贴图片</w:t>
             </w:r>
           </w:p>
         </w:tc>
@@ -2671,13 +2736,22 @@
           <w:p>
             <w:r/>
             <w:r>
-              <w:t>修改任务信息，</w:t>
+              <w:t xml:space="preserve">在留言输入框内 </w:t>
             </w:r>
             <w:r>
               <w:rPr>
                 <w:b/>
               </w:rPr>
-              <w:t>必填修改原因</w:t>
+              <w:t>Ctrl+V</w:t>
+            </w:r>
+            <w:r>
+              <w:t xml:space="preserve"> 粘贴图片，发送前可预览；</w:t>
+            </w:r>
+            <w:r>
+              <w:rPr>
+                <w:b/>
+              </w:rPr>
+              <w:t>点击缩略图可放大查看</w:t>
             </w:r>
           </w:p>
         </w:tc>
@@ -2690,7 +2764,10 @@
           <w:p>
             <w:r/>
             <w:r>
-              <w:t>作废</w:t>
+              <w:rPr>
+                <w:b/>
+              </w:rPr>
+              <w:t>纯图片留言</w:t>
             </w:r>
           </w:p>
         </w:tc>
@@ -2701,31 +2778,7 @@
           <w:p>
             <w:r/>
             <w:r>
-              <w:t>标记任务不再执行（需确认）</w:t>
-            </w:r>
-          </w:p>
-        </w:tc>
-      </w:tr>
-      <w:tr>
-        <w:tc>
-          <w:tcPr>
-            <w:tcW w:type="dxa" w:w="4320"/>
-          </w:tcPr>
-          <w:p>
-            <w:r/>
-            <w:r>
-              <w:t>标记完成</w:t>
-            </w:r>
-          </w:p>
-        </w:tc>
-        <w:tc>
-          <w:tcPr>
-            <w:tcW w:type="dxa" w:w="4320"/>
-          </w:tcPr>
-          <w:p>
-            <w:r/>
-            <w:r>
-              <w:t>推进为已完成，通知项目负责人与执行人上级</w:t>
+              <w:t>可不填文字，仅发送图片</w:t>
             </w:r>
           </w:p>
         </w:tc>
@@ -2733,144 +2786,6 @@
     </w:tbl>
     <w:p>
       <w:pPr>
-        <w:pStyle w:val="Heading3"/>
-      </w:pPr>
-      <w:r>
-        <w:t>3.6 上传项目文档与任务附件</w:t>
-      </w:r>
-    </w:p>
-    <w:p>
-      <w:pPr>
-        <w:pStyle w:val="ListNumber"/>
-      </w:pPr>
-      <w:r>
-        <w:t xml:space="preserve">项目详情 → </w:t>
-      </w:r>
-      <w:r>
-        <w:rPr>
-          <w:b/>
-        </w:rPr>
-        <w:t>项目文档</w:t>
-      </w:r>
-      <w:r>
-        <w:t xml:space="preserve"> 区域 → 点击上传</w:t>
-      </w:r>
-    </w:p>
-    <w:p>
-      <w:pPr>
-        <w:pStyle w:val="ListNumber"/>
-      </w:pPr>
-      <w:r>
-        <w:t xml:space="preserve">任务详情 → </w:t>
-      </w:r>
-      <w:r>
-        <w:rPr>
-          <w:b/>
-        </w:rPr>
-        <w:t>任务附件</w:t>
-      </w:r>
-      <w:r>
-        <w:t xml:space="preserve"> 区域 → 点击上传，或 </w:t>
-      </w:r>
-      <w:r>
-        <w:rPr>
-          <w:b/>
-        </w:rPr>
-        <w:t>点击附件区后 Ctrl+V 粘贴截图</w:t>
-      </w:r>
-    </w:p>
-    <w:p>
-      <w:pPr>
-        <w:pStyle w:val="ListNumber"/>
-      </w:pPr>
-      <w:r>
-        <w:t>支持在线预览/下载/删除（需权限）；图片类附件可点击放大查看</w:t>
-      </w:r>
-    </w:p>
-    <w:p>
-      <w:pPr>
-        <w:pStyle w:val="Heading3"/>
-      </w:pPr>
-      <w:r>
-        <w:t>3.7 任务留言与 @ 提醒</w:t>
-      </w:r>
-    </w:p>
-    <w:p>
-      <w:pPr>
-        <w:pStyle w:val="ListNumber"/>
-      </w:pPr>
-      <w:r>
-        <w:t xml:space="preserve">打开任务详情，滚动至 </w:t>
-      </w:r>
-      <w:r>
-        <w:rPr>
-          <w:b/>
-        </w:rPr>
-        <w:t>留言讨论</w:t>
-      </w:r>
-    </w:p>
-    <w:p>
-      <w:pPr>
-        <w:pStyle w:val="ListNumber"/>
-      </w:pPr>
-      <w:r>
-        <w:t xml:space="preserve">输入文字；输入 </w:t>
-      </w:r>
-      <w:r>
-        <w:rPr>
-          <w:b/>
-        </w:rPr>
-        <w:t>@</w:t>
-      </w:r>
-      <w:r>
-        <w:t xml:space="preserve"> 从列表选择负责人、协办人或项目负责人</w:t>
-      </w:r>
-    </w:p>
-    <w:p>
-      <w:pPr>
-        <w:pStyle w:val="ListNumber"/>
-      </w:pPr>
-      <w:r>
-        <w:t xml:space="preserve">需要附图时在留言框 </w:t>
-      </w:r>
-      <w:r>
-        <w:rPr>
-          <w:b/>
-        </w:rPr>
-        <w:t>Ctrl+V 粘贴图片</w:t>
-      </w:r>
-      <w:r>
-        <w:t>（可多张），点击缩略图可放大预览</w:t>
-      </w:r>
-    </w:p>
-    <w:p>
-      <w:pPr>
-        <w:pStyle w:val="ListNumber"/>
-      </w:pPr>
-      <w:r>
-        <w:t xml:space="preserve">点击 </w:t>
-      </w:r>
-      <w:r>
-        <w:rPr>
-          <w:b/>
-        </w:rPr>
-        <w:t>发送留言</w:t>
-      </w:r>
-      <w:r>
-        <w:t xml:space="preserve">；被 @ 且已绑定钉钉 userid 的人员会收到 </w:t>
-      </w:r>
-      <w:r>
-        <w:rPr>
-          <w:b/>
-        </w:rPr>
-        <w:t>【恒慧管·留言提及】</w:t>
-      </w:r>
-      <w:r>
-        <w:t xml:space="preserve"> 工作通知</w:t>
-      </w:r>
-    </w:p>
-    <w:p>
-      <w:pPr>
         <w:ind w:left="283"/>
       </w:pPr>
       <w:r>
@@ -2878,96 +2793,30 @@
           <w:i/>
           <w:color w:val="6B7280"/>
         </w:rPr>
-        <w:t>留言用于沟通过程中的说明与截图；正式交付材料请上传到 **任务附件**。</w:t>
+        <w:t>留言图片保存在留言记录中，不会混入任务附件列表。任务附件用于正式交付材料，留言用于过程沟通。</w:t>
+      </w:r>
+    </w:p>
+    <w:p/>
+    <w:p>
+      <w:pPr>
+        <w:pStyle w:val="Heading2"/>
+      </w:pPr>
+      <w:r>
+        <w:t>12. 系统更新记录</w:t>
       </w:r>
     </w:p>
     <w:p>
-      <w:pPr>
-        <w:pStyle w:val="Heading3"/>
-      </w:pPr>
-      <w:r>
-        <w:t>3.8 查看团队负荷</w:t>
-      </w:r>
-    </w:p>
-    <w:p>
-      <w:pPr>
-        <w:pStyle w:val="ListNumber"/>
-      </w:pPr>
+      <w:r>
+        <w:t xml:space="preserve">侧边栏 </w:t>
+      </w:r>
       <w:r>
         <w:rPr>
           <w:b/>
         </w:rPr>
-        <w:t>团队管理</w:t>
-      </w:r>
-      <w:r>
-        <w:t xml:space="preserve"> → 按部门筛选成员</w:t>
-      </w:r>
-    </w:p>
-    <w:p>
-      <w:pPr>
-        <w:pStyle w:val="ListNumber"/>
-      </w:pPr>
-      <w:r>
-        <w:t>查看每人：进行中任务数、预计工时、</w:t>
-      </w:r>
-      <w:r>
-        <w:rPr>
-          <w:b/>
-        </w:rPr>
-        <w:t>当周</w:t>
-      </w:r>
-      <w:r>
-        <w:t>饱和度</w:t>
-      </w:r>
-    </w:p>
-    <w:p>
-      <w:pPr>
-        <w:pStyle w:val="ListNumber"/>
-      </w:pPr>
-      <w:r>
-        <w:t xml:space="preserve">支持按 </w:t>
-      </w:r>
-      <w:r>
-        <w:rPr>
-          <w:b/>
-        </w:rPr>
-        <w:t>工作饱和度</w:t>
-      </w:r>
-      <w:r>
-        <w:t xml:space="preserve"> 排序</w:t>
-      </w:r>
-    </w:p>
-    <w:p>
-      <w:pPr>
-        <w:pStyle w:val="ListNumber"/>
-      </w:pPr>
-      <w:r>
-        <w:t>点击成员姓名 → 进入该成员任务看板</w:t>
-      </w:r>
-    </w:p>
-    <w:p>
-      <w:pPr>
-        <w:pStyle w:val="ListNumber"/>
-      </w:pPr>
-      <w:r>
-        <w:t xml:space="preserve">顶部 </w:t>
-      </w:r>
-      <w:r>
-        <w:rPr>
-          <w:b/>
-        </w:rPr>
-        <w:t>导出</w:t>
-      </w:r>
-      <w:r>
-        <w:t xml:space="preserve"> 可下载团队 Excel</w:t>
-      </w:r>
-    </w:p>
-    <w:p>
-      <w:pPr>
-        <w:pStyle w:val="Heading3"/>
-      </w:pPr>
-      <w:r>
-        <w:t>3.9 数据导出</w:t>
+        <w:t>「更新记录」</w:t>
+      </w:r>
+      <w:r>
+        <w:t xml:space="preserve"> 全员可见，用于查看各版本功能变更说明。</w:t>
       </w:r>
     </w:p>
     <w:tbl>
@@ -2995,7 +2844,7 @@
               <w:rPr>
                 <w:b/>
               </w:rPr>
-              <w:t>页面</w:t>
+              <w:t>项目</w:t>
             </w:r>
           </w:p>
         </w:tc>
@@ -3013,7 +2862,7 @@
               <w:rPr>
                 <w:b/>
               </w:rPr>
-              <w:t>导出内容</w:t>
+              <w:t>说明</w:t>
             </w:r>
           </w:p>
         </w:tc>
@@ -3026,7 +2875,10 @@
           <w:p>
             <w:r/>
             <w:r>
-              <w:t>项目管理</w:t>
+              <w:rPr>
+                <w:b/>
+              </w:rPr>
+              <w:t>登录提醒</w:t>
             </w:r>
           </w:p>
         </w:tc>
@@ -3037,7 +2889,7 @@
           <w:p>
             <w:r/>
             <w:r>
-              <w:t>项目列表 Excel</w:t>
+              <w:t>有新版本且您尚未阅读时，登录后会弹出更新说明；点击「知道了」标记为已读</w:t>
             </w:r>
           </w:p>
         </w:tc>
@@ -3050,7 +2902,10 @@
           <w:p>
             <w:r/>
             <w:r>
-              <w:t>任务中心</w:t>
+              <w:rPr>
+                <w:b/>
+              </w:rPr>
+              <w:t>历史版本</w:t>
             </w:r>
           </w:p>
         </w:tc>
@@ -3061,7 +2916,7 @@
           <w:p>
             <w:r/>
             <w:r>
-              <w:t>任务列表 Excel</w:t>
+              <w:t>更新记录页可按版本号、标题、内容搜索</w:t>
             </w:r>
           </w:p>
         </w:tc>
@@ -3074,7 +2929,10 @@
           <w:p>
             <w:r/>
             <w:r>
-              <w:t>团队管理</w:t>
+              <w:rPr>
+                <w:b/>
+              </w:rPr>
+              <w:t>首次登录</w:t>
             </w:r>
           </w:p>
         </w:tc>
@@ -3085,7 +2943,7 @@
           <w:p>
             <w:r/>
             <w:r>
-              <w:t>成员饱和度 Excel</w:t>
+              <w:t>不会弹出历史版本的累积提醒，仅提示登录后的新版本</w:t>
             </w:r>
           </w:p>
         </w:tc>
@@ -3093,40 +2951,14 @@
     </w:tbl>
     <w:p>
       <w:pPr>
-        <w:pStyle w:val="Heading3"/>
+        <w:ind w:left="283"/>
       </w:pPr>
       <w:r>
-        <w:t>3.10 数据导入</w:t>
-      </w:r>
-    </w:p>
-    <w:p>
-      <w:pPr>
-        <w:pStyle w:val="ListNumber"/>
-      </w:pPr>
-      <w:r>
         <w:rPr>
-          <w:b/>
+          <w:i/>
+          <w:color w:val="6B7280"/>
         </w:rPr>
-        <w:t>数据导入</w:t>
-      </w:r>
-      <w:r>
-        <w:t xml:space="preserve"> → 按模板格式准备 Excel/JSON</w:t>
-      </w:r>
-    </w:p>
-    <w:p>
-      <w:pPr>
-        <w:pStyle w:val="ListNumber"/>
-      </w:pPr>
-      <w:r>
-        <w:t>上传并确认映射</w:t>
-      </w:r>
-    </w:p>
-    <w:p>
-      <w:pPr>
-        <w:pStyle w:val="ListNumber"/>
-      </w:pPr>
-      <w:r>
-        <w:t>导入后检查项目与任务是否正确</w:t>
+        <w:t>更新内容由运维在发版时写入，普通用户 **仅可查看**，不可编辑。</w:t>
       </w:r>
     </w:p>
     <w:p/>
@@ -3135,7 +2967,7 @@
         <w:pStyle w:val="Heading2"/>
       </w:pPr>
       <w:r>
-        <w:t>4. 权限边界</w:t>
+        <w:t>13. 常用快捷操作</w:t>
       </w:r>
     </w:p>
     <w:tbl>
@@ -3163,7 +2995,7 @@
               <w:rPr>
                 <w:b/>
               </w:rPr>
-              <w:t>您可以做</w:t>
+              <w:t>操作</w:t>
             </w:r>
           </w:p>
         </w:tc>
@@ -3181,7 +3013,7 @@
               <w:rPr>
                 <w:b/>
               </w:rPr>
-              <w:t>说明</w:t>
+              <w:t>入口</w:t>
             </w:r>
           </w:p>
         </w:tc>
@@ -3194,7 +3026,7 @@
           <w:p>
             <w:r/>
             <w:r>
-              <w:t>操作任意部门的任务</w:t>
+              <w:t>快速建临时任务</w:t>
             </w:r>
           </w:p>
         </w:tc>
@@ -3205,7 +3037,7 @@
           <w:p>
             <w:r/>
             <w:r>
-              <w:t>编辑、完成、驳回、转办、作废</w:t>
+              <w:t>侧边栏「快速建任务」或移动端底部「新建」</w:t>
             </w:r>
           </w:p>
         </w:tc>
@@ -3218,7 +3050,7 @@
           <w:p>
             <w:r/>
             <w:r>
-              <w:t>新建任意部门项目</w:t>
+              <w:t>查看任务详情</w:t>
             </w:r>
           </w:p>
         </w:tc>
@@ -3229,7 +3061,7 @@
           <w:p>
             <w:r/>
             <w:r>
-              <w:t>部门字段可选全部部门</w:t>
+              <w:t>任务中心 / 工作台 → 点击任务卡片</w:t>
             </w:r>
           </w:p>
         </w:tc>
@@ -3242,7 +3074,7 @@
           <w:p>
             <w:r/>
             <w:r>
-              <w:t>编辑所有人员档案</w:t>
+              <w:t>任务留言 / @ 提及</w:t>
             </w:r>
           </w:p>
         </w:tc>
@@ -3253,7 +3085,17 @@
           <w:p>
             <w:r/>
             <w:r>
-              <w:t>含角色、部门、上级关系</w:t>
+              <w:t xml:space="preserve">任务详情 → 留言讨论 → 输入 </w:t>
+            </w:r>
+            <w:r>
+              <w:rPr>
+                <w:rFonts w:ascii="Consolas" w:hAnsi="Consolas"/>
+                <w:sz w:val="20"/>
+              </w:rPr>
+              <w:t>@</w:t>
+            </w:r>
+            <w:r>
+              <w:t xml:space="preserve"> 或 Ctrl+V 粘贴图片</w:t>
             </w:r>
           </w:p>
         </w:tc>
@@ -3266,7 +3108,7 @@
           <w:p>
             <w:r/>
             <w:r>
-              <w:t>同步钉钉通讯录</w:t>
+              <w:t>粘贴任务附件图片</w:t>
             </w:r>
           </w:p>
         </w:tc>
@@ -3277,6 +3119,2027 @@
           <w:p>
             <w:r/>
             <w:r>
+              <w:t>任务详情 → 附件区域点击后 Ctrl+V</w:t>
+            </w:r>
+          </w:p>
+        </w:tc>
+      </w:tr>
+      <w:tr>
+        <w:tc>
+          <w:tcPr>
+            <w:tcW w:type="dxa" w:w="4320"/>
+          </w:tcPr>
+          <w:p>
+            <w:r/>
+            <w:r>
+              <w:t>导出任务列表</w:t>
+            </w:r>
+          </w:p>
+        </w:tc>
+        <w:tc>
+          <w:tcPr>
+            <w:tcW w:type="dxa" w:w="4320"/>
+          </w:tcPr>
+          <w:p>
+            <w:r/>
+            <w:r>
+              <w:t>任务中心页顶部「导出」</w:t>
+            </w:r>
+          </w:p>
+        </w:tc>
+      </w:tr>
+      <w:tr>
+        <w:tc>
+          <w:tcPr>
+            <w:tcW w:type="dxa" w:w="4320"/>
+          </w:tcPr>
+          <w:p>
+            <w:r/>
+            <w:r>
+              <w:t>处理辅助性协办</w:t>
+            </w:r>
+          </w:p>
+        </w:tc>
+        <w:tc>
+          <w:tcPr>
+            <w:tcW w:type="dxa" w:w="4320"/>
+          </w:tcPr>
+          <w:p>
+            <w:r/>
+            <w:r>
+              <w:t>工作台 → 协办专区 → 填写时段并提交</w:t>
+            </w:r>
+          </w:p>
+        </w:tc>
+      </w:tr>
+      <w:tr>
+        <w:tc>
+          <w:tcPr>
+            <w:tcW w:type="dxa" w:w="4320"/>
+          </w:tcPr>
+          <w:p>
+            <w:r/>
+            <w:r>
+              <w:t>查看全公司项目</w:t>
+            </w:r>
+          </w:p>
+        </w:tc>
+        <w:tc>
+          <w:tcPr>
+            <w:tcW w:type="dxa" w:w="4320"/>
+          </w:tcPr>
+          <w:p>
+            <w:r/>
+            <w:r>
+              <w:t>侧边栏「项目管理」</w:t>
+            </w:r>
+          </w:p>
+        </w:tc>
+      </w:tr>
+      <w:tr>
+        <w:tc>
+          <w:tcPr>
+            <w:tcW w:type="dxa" w:w="4320"/>
+          </w:tcPr>
+          <w:p>
+            <w:r/>
+            <w:r>
+              <w:t>查看系统更新</w:t>
+            </w:r>
+          </w:p>
+        </w:tc>
+        <w:tc>
+          <w:tcPr>
+            <w:tcW w:type="dxa" w:w="4320"/>
+          </w:tcPr>
+          <w:p>
+            <w:r/>
+            <w:r>
+              <w:t>侧边栏「更新记录」</w:t>
+            </w:r>
+          </w:p>
+        </w:tc>
+      </w:tr>
+      <w:tr>
+        <w:tc>
+          <w:tcPr>
+            <w:tcW w:type="dxa" w:w="4320"/>
+          </w:tcPr>
+          <w:p>
+            <w:r/>
+            <w:r>
+              <w:t>查看操作日志</w:t>
+            </w:r>
+          </w:p>
+        </w:tc>
+        <w:tc>
+          <w:tcPr>
+            <w:tcW w:type="dxa" w:w="4320"/>
+          </w:tcPr>
+          <w:p>
+            <w:r/>
+            <w:r>
+              <w:t>侧边栏「操作日志」</w:t>
+            </w:r>
+          </w:p>
+        </w:tc>
+      </w:tr>
+    </w:tbl>
+    <w:p>
+      <w:r>
+        <w:br w:type="page"/>
+      </w:r>
+    </w:p>
+    <w:p>
+      <w:pPr>
+        <w:pStyle w:val="Heading1"/>
+      </w:pPr>
+      <w:r>
+        <w:t>总经理 / 管理员 操作手册</w:t>
+      </w:r>
+    </w:p>
+    <w:p>
+      <w:pPr>
+        <w:ind w:left="283"/>
+      </w:pPr>
+      <w:r>
+        <w:rPr>
+          <w:i/>
+          <w:color w:val="6B7280"/>
+        </w:rPr>
+        <w:t>适用角色：`gm`（总经理）、`admin`（管理员） 权限范围：**全公司** 所有部门的项目、任务、人员</w:t>
+      </w:r>
+    </w:p>
+    <w:p/>
+    <w:p>
+      <w:pPr>
+        <w:pStyle w:val="Heading2"/>
+      </w:pPr>
+      <w:r>
+        <w:t>1. 您能看到什么</w:t>
+      </w:r>
+    </w:p>
+    <w:p>
+      <w:pPr>
+        <w:pStyle w:val="ListBullet"/>
+      </w:pPr>
+      <w:r>
+        <w:t>全部部门的项目与任务（含临时任务）</w:t>
+      </w:r>
+    </w:p>
+    <w:p>
+      <w:pPr>
+        <w:pStyle w:val="ListBullet"/>
+      </w:pPr>
+      <w:r>
+        <w:t>全员操作日志、推送记录（人员档案页底部）</w:t>
+      </w:r>
+    </w:p>
+    <w:p>
+      <w:pPr>
+        <w:pStyle w:val="ListBullet"/>
+      </w:pPr>
+      <w:r>
+        <w:t>全公司团队饱和度与成员看板</w:t>
+      </w:r>
+    </w:p>
+    <w:p/>
+    <w:p>
+      <w:pPr>
+        <w:pStyle w:val="Heading2"/>
+      </w:pPr>
+      <w:r>
+        <w:t>2. 菜单与职责</w:t>
+      </w:r>
+    </w:p>
+    <w:tbl>
+      <w:tblPr>
+        <w:tblStyle w:val="TableGrid"/>
+        <w:tblW w:type="auto" w:w="0"/>
+        <w:tblLook w:firstColumn="1" w:firstRow="1" w:lastColumn="0" w:lastRow="0" w:noHBand="0" w:noVBand="1" w:val="04A0"/>
+      </w:tblPr>
+      <w:tblGrid>
+        <w:gridCol w:w="4320"/>
+        <w:gridCol w:w="4320"/>
+      </w:tblGrid>
+      <w:tr>
+        <w:tc>
+          <w:tcPr>
+            <w:tcW w:type="dxa" w:w="4320"/>
+          </w:tcPr>
+          <w:p>
+            <w:r>
+              <w:rPr>
+                <w:b/>
+              </w:rPr>
+            </w:r>
+            <w:r>
+              <w:rPr>
+                <w:b/>
+              </w:rPr>
+              <w:t>菜单</w:t>
+            </w:r>
+          </w:p>
+        </w:tc>
+        <w:tc>
+          <w:tcPr>
+            <w:tcW w:type="dxa" w:w="4320"/>
+          </w:tcPr>
+          <w:p>
+            <w:r>
+              <w:rPr>
+                <w:b/>
+              </w:rPr>
+            </w:r>
+            <w:r>
+              <w:rPr>
+                <w:b/>
+              </w:rPr>
+              <w:t>主要用途</w:t>
+            </w:r>
+          </w:p>
+        </w:tc>
+      </w:tr>
+      <w:tr>
+        <w:tc>
+          <w:tcPr>
+            <w:tcW w:type="dxa" w:w="4320"/>
+          </w:tcPr>
+          <w:p>
+            <w:r/>
+            <w:r>
+              <w:rPr>
+                <w:b/>
+              </w:rPr>
+              <w:t>团队管理</w:t>
+            </w:r>
+          </w:p>
+        </w:tc>
+        <w:tc>
+          <w:tcPr>
+            <w:tcW w:type="dxa" w:w="4320"/>
+          </w:tcPr>
+          <w:p>
+            <w:r/>
+            <w:r>
+              <w:t>查看各部门成员工作饱和度、进入成员任务看板</w:t>
+            </w:r>
+          </w:p>
+        </w:tc>
+      </w:tr>
+      <w:tr>
+        <w:tc>
+          <w:tcPr>
+            <w:tcW w:type="dxa" w:w="4320"/>
+          </w:tcPr>
+          <w:p>
+            <w:r/>
+            <w:r>
+              <w:rPr>
+                <w:b/>
+              </w:rPr>
+              <w:t>工作台</w:t>
+            </w:r>
+          </w:p>
+        </w:tc>
+        <w:tc>
+          <w:tcPr>
+            <w:tcW w:type="dxa" w:w="4320"/>
+          </w:tcPr>
+          <w:p>
+            <w:r/>
+            <w:r>
+              <w:t xml:space="preserve">查看 </w:t>
+            </w:r>
+            <w:r>
+              <w:rPr>
+                <w:b/>
+              </w:rPr>
+              <w:t>本人</w:t>
+            </w:r>
+            <w:r>
+              <w:t xml:space="preserve"> 负责/协办的任务与统计</w:t>
+            </w:r>
+          </w:p>
+        </w:tc>
+      </w:tr>
+      <w:tr>
+        <w:tc>
+          <w:tcPr>
+            <w:tcW w:type="dxa" w:w="4320"/>
+          </w:tcPr>
+          <w:p>
+            <w:r/>
+            <w:r>
+              <w:rPr>
+                <w:b/>
+              </w:rPr>
+              <w:t>项目管理</w:t>
+            </w:r>
+          </w:p>
+        </w:tc>
+        <w:tc>
+          <w:tcPr>
+            <w:tcW w:type="dxa" w:w="4320"/>
+          </w:tcPr>
+          <w:p>
+            <w:r/>
+            <w:r>
+              <w:t>新建/编辑/归档全公司项目，管理项目文档</w:t>
+            </w:r>
+          </w:p>
+        </w:tc>
+      </w:tr>
+      <w:tr>
+        <w:tc>
+          <w:tcPr>
+            <w:tcW w:type="dxa" w:w="4320"/>
+          </w:tcPr>
+          <w:p>
+            <w:r/>
+            <w:r>
+              <w:rPr>
+                <w:b/>
+              </w:rPr>
+              <w:t>任务中心</w:t>
+            </w:r>
+          </w:p>
+        </w:tc>
+        <w:tc>
+          <w:tcPr>
+            <w:tcW w:type="dxa" w:w="4320"/>
+          </w:tcPr>
+          <w:p>
+            <w:r/>
+            <w:r>
+              <w:rPr>
+                <w:b/>
+              </w:rPr>
+              <w:t>我的</w:t>
+            </w:r>
+            <w:r>
+              <w:t>：本人负责/协办末级任务；</w:t>
+            </w:r>
+            <w:r>
+              <w:rPr>
+                <w:b/>
+              </w:rPr>
+              <w:t>部门</w:t>
+            </w:r>
+            <w:r>
+              <w:t>：按部门筛选成员末级任务（可选「全部部门」）</w:t>
+            </w:r>
+          </w:p>
+        </w:tc>
+      </w:tr>
+      <w:tr>
+        <w:tc>
+          <w:tcPr>
+            <w:tcW w:type="dxa" w:w="4320"/>
+          </w:tcPr>
+          <w:p>
+            <w:r/>
+            <w:r>
+              <w:rPr>
+                <w:b/>
+              </w:rPr>
+              <w:t>人员档案</w:t>
+            </w:r>
+          </w:p>
+        </w:tc>
+        <w:tc>
+          <w:tcPr>
+            <w:tcW w:type="dxa" w:w="4320"/>
+          </w:tcPr>
+          <w:p>
+            <w:r/>
+            <w:r>
+              <w:t>维护人员信息、</w:t>
+            </w:r>
+            <w:r>
+              <w:rPr>
+                <w:b/>
+              </w:rPr>
+              <w:t>同步钉钉通讯录</w:t>
+            </w:r>
+            <w:r>
+              <w:t>（仅本角色）</w:t>
+            </w:r>
+          </w:p>
+        </w:tc>
+      </w:tr>
+      <w:tr>
+        <w:tc>
+          <w:tcPr>
+            <w:tcW w:type="dxa" w:w="4320"/>
+          </w:tcPr>
+          <w:p>
+            <w:r/>
+            <w:r>
+              <w:rPr>
+                <w:b/>
+              </w:rPr>
+              <w:t>操作日志</w:t>
+            </w:r>
+          </w:p>
+        </w:tc>
+        <w:tc>
+          <w:tcPr>
+            <w:tcW w:type="dxa" w:w="4320"/>
+          </w:tcPr>
+          <w:p>
+            <w:r/>
+            <w:r>
+              <w:t>全量变更溯源</w:t>
+            </w:r>
+          </w:p>
+        </w:tc>
+      </w:tr>
+      <w:tr>
+        <w:tc>
+          <w:tcPr>
+            <w:tcW w:type="dxa" w:w="4320"/>
+          </w:tcPr>
+          <w:p>
+            <w:r/>
+            <w:r>
+              <w:rPr>
+                <w:b/>
+              </w:rPr>
+              <w:t>归档管理</w:t>
+            </w:r>
+          </w:p>
+        </w:tc>
+        <w:tc>
+          <w:tcPr>
+            <w:tcW w:type="dxa" w:w="4320"/>
+          </w:tcPr>
+          <w:p>
+            <w:r/>
+            <w:r>
+              <w:t>查询已归档项目</w:t>
+            </w:r>
+          </w:p>
+        </w:tc>
+      </w:tr>
+      <w:tr>
+        <w:tc>
+          <w:tcPr>
+            <w:tcW w:type="dxa" w:w="4320"/>
+          </w:tcPr>
+          <w:p>
+            <w:r/>
+            <w:r>
+              <w:rPr>
+                <w:b/>
+              </w:rPr>
+              <w:t>数据导入</w:t>
+            </w:r>
+          </w:p>
+        </w:tc>
+        <w:tc>
+          <w:tcPr>
+            <w:tcW w:type="dxa" w:w="4320"/>
+          </w:tcPr>
+          <w:p>
+            <w:r/>
+            <w:r>
+              <w:t>批量导入项目/任务数据</w:t>
+            </w:r>
+          </w:p>
+        </w:tc>
+      </w:tr>
+      <w:tr>
+        <w:tc>
+          <w:tcPr>
+            <w:tcW w:type="dxa" w:w="4320"/>
+          </w:tcPr>
+          <w:p>
+            <w:r/>
+            <w:r>
+              <w:rPr>
+                <w:b/>
+              </w:rPr>
+              <w:t>更新记录</w:t>
+            </w:r>
+          </w:p>
+        </w:tc>
+        <w:tc>
+          <w:tcPr>
+            <w:tcW w:type="dxa" w:w="4320"/>
+          </w:tcPr>
+          <w:p>
+            <w:r/>
+            <w:r>
+              <w:t>查看系统版本更新说明</w:t>
+            </w:r>
+          </w:p>
+        </w:tc>
+      </w:tr>
+      <w:tr>
+        <w:tc>
+          <w:tcPr>
+            <w:tcW w:type="dxa" w:w="4320"/>
+          </w:tcPr>
+          <w:p>
+            <w:r/>
+            <w:r>
+              <w:rPr>
+                <w:b/>
+              </w:rPr>
+              <w:t>快速建任务</w:t>
+            </w:r>
+          </w:p>
+        </w:tc>
+        <w:tc>
+          <w:tcPr>
+            <w:tcW w:type="dxa" w:w="4320"/>
+          </w:tcPr>
+          <w:p>
+            <w:r/>
+            <w:r>
+              <w:t>创建不关联项目的临时任务</w:t>
+            </w:r>
+          </w:p>
+        </w:tc>
+      </w:tr>
+    </w:tbl>
+    <w:p/>
+    <w:p>
+      <w:pPr>
+        <w:pStyle w:val="Heading2"/>
+      </w:pPr>
+      <w:r>
+        <w:t>3. 典型操作流程</w:t>
+      </w:r>
+    </w:p>
+    <w:p>
+      <w:pPr>
+        <w:pStyle w:val="Heading3"/>
+      </w:pPr>
+      <w:r>
+        <w:t>3.1 首次上线：同步钉钉通讯录</w:t>
+      </w:r>
+    </w:p>
+    <w:p>
+      <w:pPr>
+        <w:pStyle w:val="ListNumber"/>
+      </w:pPr>
+      <w:r>
+        <w:t>从钉钉工作台登录恒慧管</w:t>
+      </w:r>
+    </w:p>
+    <w:p>
+      <w:pPr>
+        <w:pStyle w:val="ListNumber"/>
+      </w:pPr>
+      <w:r>
+        <w:t xml:space="preserve">进入 </w:t>
+      </w:r>
+      <w:r>
+        <w:rPr>
+          <w:b/>
+        </w:rPr>
+        <w:t>人员档案</w:t>
+      </w:r>
+    </w:p>
+    <w:p>
+      <w:pPr>
+        <w:pStyle w:val="ListNumber"/>
+      </w:pPr>
+      <w:r>
+        <w:t>勾选需绑定的人员（建议先「全选信息中心」）</w:t>
+      </w:r>
+    </w:p>
+    <w:p>
+      <w:pPr>
+        <w:pStyle w:val="ListNumber"/>
+      </w:pPr>
+      <w:r>
+        <w:t xml:space="preserve">点击 </w:t>
+      </w:r>
+      <w:r>
+        <w:rPr>
+          <w:b/>
+        </w:rPr>
+        <w:t>同步钉钉</w:t>
+      </w:r>
+    </w:p>
+    <w:p>
+      <w:pPr>
+        <w:pStyle w:val="ListNumber"/>
+      </w:pPr>
+      <w:r>
+        <w:t xml:space="preserve">确认同步结果中 </w:t>
+      </w:r>
+      <w:r>
+        <w:rPr>
+          <w:rFonts w:ascii="Consolas" w:hAnsi="Consolas"/>
+          <w:sz w:val="20"/>
+        </w:rPr>
+        <w:t>userid</w:t>
+      </w:r>
+      <w:r>
+        <w:t xml:space="preserve"> 已绑定 → 此后可正常推送工作通知</w:t>
+      </w:r>
+    </w:p>
+    <w:p>
+      <w:pPr>
+        <w:ind w:left="283"/>
+      </w:pPr>
+      <w:r>
+        <w:rPr>
+          <w:i/>
+          <w:color w:val="6B7280"/>
+        </w:rPr>
+        <w:t>同步 **仅绑定已有人员档案**，不会自动创建陌生人账号。</w:t>
+      </w:r>
+    </w:p>
+    <w:p>
+      <w:pPr>
+        <w:pStyle w:val="Heading3"/>
+      </w:pPr>
+      <w:r>
+        <w:t>3.2 新建项目</w:t>
+      </w:r>
+    </w:p>
+    <w:p>
+      <w:pPr>
+        <w:pStyle w:val="ListNumber"/>
+      </w:pPr>
+      <w:r>
+        <w:rPr>
+          <w:b/>
+        </w:rPr>
+        <w:t>项目管理</w:t>
+      </w:r>
+      <w:r>
+        <w:t xml:space="preserve"> → 右上角 </w:t>
+      </w:r>
+      <w:r>
+        <w:rPr>
+          <w:b/>
+        </w:rPr>
+        <w:t>新建项目</w:t>
+      </w:r>
+    </w:p>
+    <w:p>
+      <w:pPr>
+        <w:pStyle w:val="ListNumber"/>
+      </w:pPr>
+      <w:r>
+        <w:t>填写：项目名称、描述、所属部门、负责人、计划起止日期</w:t>
+      </w:r>
+    </w:p>
+    <w:p>
+      <w:pPr>
+        <w:pStyle w:val="ListNumber"/>
+      </w:pPr>
+      <w:r>
+        <w:t xml:space="preserve">可选指定 </w:t>
+      </w:r>
+      <w:r>
+        <w:rPr>
+          <w:b/>
+        </w:rPr>
+        <w:t>团队成员</w:t>
+      </w:r>
+      <w:r>
+        <w:t>（协助推进项目内任务，可编辑/留言/上传附件，不可拆分任务或归档）</w:t>
+      </w:r>
+    </w:p>
+    <w:p>
+      <w:pPr>
+        <w:pStyle w:val="ListNumber"/>
+      </w:pPr>
+      <w:r>
+        <w:t>保存 → 进入项目详情</w:t>
+      </w:r>
+    </w:p>
+    <w:p>
+      <w:pPr>
+        <w:pStyle w:val="Heading3"/>
+      </w:pPr>
+      <w:r>
+        <w:t>3.3 项目状态流转</w:t>
+      </w:r>
+    </w:p>
+    <w:p>
+      <w:r>
+        <w:t>在项目详情页「项目状态」区域操作：</w:t>
+      </w:r>
+    </w:p>
+    <w:p>
+      <w:pPr>
+        <w:ind w:left="454"/>
+      </w:pPr>
+      <w:r>
+        <w:rPr>
+          <w:rFonts w:ascii="Consolas" w:hAnsi="Consolas"/>
+          <w:sz w:val="20"/>
+        </w:rPr>
+        <w:t>规划中 → 进行中 → 已完成 → 归档</w:t>
+      </w:r>
+    </w:p>
+    <w:p>
+      <w:pPr>
+        <w:pStyle w:val="ListBullet"/>
+      </w:pPr>
+      <w:r>
+        <w:rPr>
+          <w:b/>
+        </w:rPr>
+        <w:t>规划中</w:t>
+      </w:r>
+      <w:r>
+        <w:t>：立项准备</w:t>
+      </w:r>
+    </w:p>
+    <w:p>
+      <w:pPr>
+        <w:pStyle w:val="ListBullet"/>
+      </w:pPr>
+      <w:r>
+        <w:rPr>
+          <w:b/>
+        </w:rPr>
+        <w:t>进行中</w:t>
+      </w:r>
+      <w:r>
+        <w:t>：正式推进</w:t>
+      </w:r>
+    </w:p>
+    <w:p>
+      <w:pPr>
+        <w:pStyle w:val="ListBullet"/>
+      </w:pPr>
+      <w:r>
+        <w:rPr>
+          <w:b/>
+        </w:rPr>
+        <w:t>已完成</w:t>
+      </w:r>
+      <w:r>
+        <w:t>：交付结束</w:t>
+      </w:r>
+    </w:p>
+    <w:p>
+      <w:pPr>
+        <w:pStyle w:val="ListBullet"/>
+      </w:pPr>
+      <w:r>
+        <w:rPr>
+          <w:b/>
+        </w:rPr>
+        <w:t>归档</w:t>
+      </w:r>
+      <w:r>
+        <w:t>：从活跃列表移入归档管理，只读</w:t>
+      </w:r>
+    </w:p>
+    <w:p>
+      <w:r>
+        <w:rPr>
+          <w:b/>
+        </w:rPr>
+        <w:t>删除项目</w:t>
+      </w:r>
+      <w:r>
+        <w:t xml:space="preserve">（仅总经理/管理员）：项目详情或归档管理页点击 </w:t>
+      </w:r>
+      <w:r>
+        <w:rPr>
+          <w:b/>
+        </w:rPr>
+        <w:t>删除</w:t>
+      </w:r>
+      <w:r>
+        <w:t>，将永久移除项目、全部关联任务及文档/附件，不可恢复。部门经理和执行人员无此权限。</w:t>
+      </w:r>
+    </w:p>
+    <w:p>
+      <w:pPr>
+        <w:pStyle w:val="Heading3"/>
+      </w:pPr>
+      <w:r>
+        <w:t>3.4 分解任务</w:t>
+      </w:r>
+    </w:p>
+    <w:p>
+      <w:pPr>
+        <w:pStyle w:val="ListNumber"/>
+      </w:pPr>
+      <w:r>
+        <w:t xml:space="preserve">进入 </w:t>
+      </w:r>
+      <w:r>
+        <w:rPr>
+          <w:b/>
+        </w:rPr>
+        <w:t>项目详情</w:t>
+      </w:r>
+      <w:r>
+        <w:t xml:space="preserve"> → </w:t>
+      </w:r>
+      <w:r>
+        <w:rPr>
+          <w:b/>
+        </w:rPr>
+        <w:t>添加任务</w:t>
+      </w:r>
+      <w:r>
+        <w:t>（主任务）</w:t>
+      </w:r>
+    </w:p>
+    <w:p>
+      <w:pPr>
+        <w:pStyle w:val="ListNumber"/>
+      </w:pPr>
+      <w:r>
+        <w:t xml:space="preserve">打开任务详情 → </w:t>
+      </w:r>
+      <w:r>
+        <w:rPr>
+          <w:b/>
+        </w:rPr>
+        <w:t>添加子任务</w:t>
+      </w:r>
+      <w:r>
+        <w:t>（支持无限层级）</w:t>
+      </w:r>
+    </w:p>
+    <w:p>
+      <w:pPr>
+        <w:pStyle w:val="ListNumber"/>
+      </w:pPr>
+      <w:r>
+        <w:t xml:space="preserve">填写负责人、计划开始、预计工时；可选填 </w:t>
+      </w:r>
+      <w:r>
+        <w:rPr>
+          <w:b/>
+        </w:rPr>
+        <w:t>每日投入工时</w:t>
+      </w:r>
+      <w:r>
+        <w:t>（带教场景）；截止日期自动计算</w:t>
+      </w:r>
+    </w:p>
+    <w:p>
+      <w:pPr>
+        <w:pStyle w:val="ListNumber"/>
+      </w:pPr>
+      <w:r>
+        <w:t xml:space="preserve">可选指定 </w:t>
+      </w:r>
+      <w:r>
+        <w:rPr>
+          <w:b/>
+        </w:rPr>
+        <w:t>告知性协办人</w:t>
+      </w:r>
+      <w:r>
+        <w:t xml:space="preserve">（仅通知跟进）或 </w:t>
+      </w:r>
+      <w:r>
+        <w:rPr>
+          <w:b/>
+        </w:rPr>
+        <w:t>辅助性协办人</w:t>
+      </w:r>
+      <w:r>
+        <w:t>（须填协助时段并审批，计入饱和度）</w:t>
+      </w:r>
+    </w:p>
+    <w:p>
+      <w:pPr>
+        <w:pStyle w:val="ListNumber"/>
+      </w:pPr>
+      <w:r>
+        <w:t xml:space="preserve">保存后系统自动 </w:t>
+      </w:r>
+      <w:r>
+        <w:rPr>
+          <w:b/>
+        </w:rPr>
+        <w:t>推送新任务</w:t>
+      </w:r>
+      <w:r>
+        <w:t xml:space="preserve"> 给负责人；添加辅助性协办人时推送 </w:t>
+      </w:r>
+      <w:r>
+        <w:rPr>
+          <w:b/>
+        </w:rPr>
+        <w:t>协办邀请</w:t>
+      </w:r>
+    </w:p>
+    <w:p>
+      <w:r>
+        <w:rPr>
+          <w:b/>
+        </w:rPr>
+        <w:t>子任务工时规则</w:t>
+      </w:r>
+      <w:r>
+        <w:t>：同一父任务下，所有子任务预计工时之和不得超过父任务工时；保存时系统会提示调整。</w:t>
+      </w:r>
+    </w:p>
+    <w:p>
+      <w:pPr>
+        <w:pStyle w:val="Heading3"/>
+      </w:pPr>
+      <w:r>
+        <w:t>3.5 配置跨项目任务依赖</w:t>
+      </w:r>
+    </w:p>
+    <w:p>
+      <w:pPr>
+        <w:pStyle w:val="ListNumber"/>
+      </w:pPr>
+      <w:r>
+        <w:t xml:space="preserve">打开 </w:t>
+      </w:r>
+      <w:r>
+        <w:rPr>
+          <w:b/>
+        </w:rPr>
+        <w:t>后继任务</w:t>
+      </w:r>
+      <w:r>
+        <w:t>（被卡住、须等待的那条）→ 任务详情</w:t>
+      </w:r>
+    </w:p>
+    <w:p>
+      <w:pPr>
+        <w:pStyle w:val="ListNumber"/>
+      </w:pPr>
+      <w:r>
+        <w:t xml:space="preserve">在描述下方找到 </w:t>
+      </w:r>
+      <w:r>
+        <w:rPr>
+          <w:b/>
+        </w:rPr>
+        <w:t>「依赖关系（跨项目）」</w:t>
+      </w:r>
+      <w:r>
+        <w:t xml:space="preserve"> → </w:t>
+      </w:r>
+      <w:r>
+        <w:rPr>
+          <w:b/>
+        </w:rPr>
+        <w:t>添加前置依赖</w:t>
+      </w:r>
+    </w:p>
+    <w:p>
+      <w:pPr>
+        <w:pStyle w:val="ListNumber"/>
+      </w:pPr>
+      <w:r>
+        <w:t xml:space="preserve">选择 </w:t>
+      </w:r>
+      <w:r>
+        <w:rPr>
+          <w:b/>
+        </w:rPr>
+        <w:t>前置任务</w:t>
+      </w:r>
+      <w:r>
+        <w:t>（可跨项目）、阻塞强度（默认强阻塞）、说明</w:t>
+      </w:r>
+    </w:p>
+    <w:p>
+      <w:pPr>
+        <w:pStyle w:val="ListNumber"/>
+      </w:pPr>
+      <w:r>
+        <w:t xml:space="preserve">前置未完成时：后继显示 </w:t>
+      </w:r>
+      <w:r>
+        <w:rPr>
+          <w:b/>
+        </w:rPr>
+        <w:t>⏸ 阻塞中</w:t>
+      </w:r>
+      <w:r>
+        <w:t>，不占当周饱和度，不能开始/完成</w:t>
+      </w:r>
+    </w:p>
+    <w:p>
+      <w:pPr>
+        <w:pStyle w:val="ListNumber"/>
+      </w:pPr>
+      <w:r>
+        <w:t xml:space="preserve">前置 </w:t>
+      </w:r>
+      <w:r>
+        <w:rPr>
+          <w:b/>
+        </w:rPr>
+        <w:t>标记完成</w:t>
+      </w:r>
+      <w:r>
+        <w:t xml:space="preserve"> 后：后继变为 </w:t>
+      </w:r>
+      <w:r>
+        <w:rPr>
+          <w:b/>
+        </w:rPr>
+        <w:t>▶ 可继续</w:t>
+      </w:r>
+      <w:r>
+        <w:t>，恢复计饱和度，并推送通知</w:t>
+      </w:r>
+    </w:p>
+    <w:p>
+      <w:r>
+        <w:rPr>
+          <w:b/>
+        </w:rPr>
+        <w:t>项目级汇总</w:t>
+      </w:r>
+      <w:r>
+        <w:t xml:space="preserve">：项目详情 → </w:t>
+      </w:r>
+      <w:r>
+        <w:rPr>
+          <w:b/>
+        </w:rPr>
+        <w:t>「跨项目 / 任务依赖」</w:t>
+      </w:r>
+      <w:r>
+        <w:t xml:space="preserve"> 面板，查看本项目全部依赖关系。</w:t>
+      </w:r>
+    </w:p>
+    <w:p>
+      <w:pPr>
+        <w:pStyle w:val="Heading3"/>
+      </w:pPr>
+      <w:r>
+        <w:t>3.6 任务中心部门监督</w:t>
+      </w:r>
+    </w:p>
+    <w:p>
+      <w:pPr>
+        <w:pStyle w:val="ListNumber"/>
+      </w:pPr>
+      <w:r>
+        <w:rPr>
+          <w:b/>
+        </w:rPr>
+        <w:t>任务中心</w:t>
+      </w:r>
+      <w:r>
+        <w:t xml:space="preserve"> → 顶部切换到 </w:t>
+      </w:r>
+      <w:r>
+        <w:rPr>
+          <w:b/>
+        </w:rPr>
+        <w:t>「部门」</w:t>
+      </w:r>
+      <w:r>
+        <w:t xml:space="preserve"> 页签</w:t>
+      </w:r>
+    </w:p>
+    <w:p>
+      <w:pPr>
+        <w:pStyle w:val="ListNumber"/>
+      </w:pPr>
+      <w:r>
+        <w:t xml:space="preserve">选择 </w:t>
+      </w:r>
+      <w:r>
+        <w:rPr>
+          <w:b/>
+        </w:rPr>
+        <w:t>全部部门</w:t>
+      </w:r>
+      <w:r>
+        <w:t xml:space="preserve"> 或指定部门，查看该范围内成员负责的 </w:t>
+      </w:r>
+      <w:r>
+        <w:rPr>
+          <w:b/>
+        </w:rPr>
+        <w:t>末级任务</w:t>
+      </w:r>
+    </w:p>
+    <w:p>
+      <w:pPr>
+        <w:pStyle w:val="ListNumber"/>
+      </w:pPr>
+      <w:r>
+        <w:t>点击任务进入详情，可进行驳回、转办、编辑等（须具备相应权限）</w:t>
+      </w:r>
+    </w:p>
+    <w:p>
+      <w:pPr>
+        <w:pStyle w:val="ListNumber"/>
+      </w:pPr>
+      <w:r>
+        <w:rPr>
+          <w:b/>
+        </w:rPr>
+        <w:t>「我的」</w:t>
+      </w:r>
+      <w:r>
+        <w:t xml:space="preserve"> 页签仍只展示您本人负责/协办的任务</w:t>
+      </w:r>
+    </w:p>
+    <w:p>
+      <w:pPr>
+        <w:pStyle w:val="Heading3"/>
+      </w:pPr>
+      <w:r>
+        <w:t>3.7 监督与干预任务</w:t>
+      </w:r>
+    </w:p>
+    <w:p>
+      <w:r>
+        <w:t>在任务详情页可操作：</w:t>
+      </w:r>
+    </w:p>
+    <w:tbl>
+      <w:tblPr>
+        <w:tblStyle w:val="TableGrid"/>
+        <w:tblW w:type="auto" w:w="0"/>
+        <w:tblLook w:firstColumn="1" w:firstRow="1" w:lastColumn="0" w:lastRow="0" w:noHBand="0" w:noVBand="1" w:val="04A0"/>
+      </w:tblPr>
+      <w:tblGrid>
+        <w:gridCol w:w="4320"/>
+        <w:gridCol w:w="4320"/>
+      </w:tblGrid>
+      <w:tr>
+        <w:tc>
+          <w:tcPr>
+            <w:tcW w:type="dxa" w:w="4320"/>
+          </w:tcPr>
+          <w:p>
+            <w:r>
+              <w:rPr>
+                <w:b/>
+              </w:rPr>
+            </w:r>
+            <w:r>
+              <w:rPr>
+                <w:b/>
+              </w:rPr>
+              <w:t>按钮</w:t>
+            </w:r>
+          </w:p>
+        </w:tc>
+        <w:tc>
+          <w:tcPr>
+            <w:tcW w:type="dxa" w:w="4320"/>
+          </w:tcPr>
+          <w:p>
+            <w:r>
+              <w:rPr>
+                <w:b/>
+              </w:rPr>
+            </w:r>
+            <w:r>
+              <w:rPr>
+                <w:b/>
+              </w:rPr>
+              <w:t>作用</w:t>
+            </w:r>
+          </w:p>
+        </w:tc>
+      </w:tr>
+      <w:tr>
+        <w:tc>
+          <w:tcPr>
+            <w:tcW w:type="dxa" w:w="4320"/>
+          </w:tcPr>
+          <w:p>
+            <w:r/>
+            <w:r>
+              <w:t>驳回</w:t>
+            </w:r>
+          </w:p>
+        </w:tc>
+        <w:tc>
+          <w:tcPr>
+            <w:tcW w:type="dxa" w:w="4320"/>
+          </w:tcPr>
+          <w:p>
+            <w:r/>
+            <w:r>
+              <w:t>退回给负责人整改，需填原因，推送通知</w:t>
+            </w:r>
+          </w:p>
+        </w:tc>
+      </w:tr>
+      <w:tr>
+        <w:tc>
+          <w:tcPr>
+            <w:tcW w:type="dxa" w:w="4320"/>
+          </w:tcPr>
+          <w:p>
+            <w:r/>
+            <w:r>
+              <w:t>转办</w:t>
+            </w:r>
+          </w:p>
+        </w:tc>
+        <w:tc>
+          <w:tcPr>
+            <w:tcW w:type="dxa" w:w="4320"/>
+          </w:tcPr>
+          <w:p>
+            <w:r/>
+            <w:r>
+              <w:t>更换负责人，需填原因，推送通知</w:t>
+            </w:r>
+          </w:p>
+        </w:tc>
+      </w:tr>
+      <w:tr>
+        <w:tc>
+          <w:tcPr>
+            <w:tcW w:type="dxa" w:w="4320"/>
+          </w:tcPr>
+          <w:p>
+            <w:r/>
+            <w:r>
+              <w:t>编辑</w:t>
+            </w:r>
+          </w:p>
+        </w:tc>
+        <w:tc>
+          <w:tcPr>
+            <w:tcW w:type="dxa" w:w="4320"/>
+          </w:tcPr>
+          <w:p>
+            <w:r/>
+            <w:r>
+              <w:t>修改任务信息，</w:t>
+            </w:r>
+            <w:r>
+              <w:rPr>
+                <w:b/>
+              </w:rPr>
+              <w:t>必填修改原因</w:t>
+            </w:r>
+          </w:p>
+        </w:tc>
+      </w:tr>
+      <w:tr>
+        <w:tc>
+          <w:tcPr>
+            <w:tcW w:type="dxa" w:w="4320"/>
+          </w:tcPr>
+          <w:p>
+            <w:r/>
+            <w:r>
+              <w:t>作废</w:t>
+            </w:r>
+          </w:p>
+        </w:tc>
+        <w:tc>
+          <w:tcPr>
+            <w:tcW w:type="dxa" w:w="4320"/>
+          </w:tcPr>
+          <w:p>
+            <w:r/>
+            <w:r>
+              <w:t>标记任务不再执行（需确认）</w:t>
+            </w:r>
+          </w:p>
+        </w:tc>
+      </w:tr>
+      <w:tr>
+        <w:tc>
+          <w:tcPr>
+            <w:tcW w:type="dxa" w:w="4320"/>
+          </w:tcPr>
+          <w:p>
+            <w:r/>
+            <w:r>
+              <w:t>标记完成</w:t>
+            </w:r>
+          </w:p>
+        </w:tc>
+        <w:tc>
+          <w:tcPr>
+            <w:tcW w:type="dxa" w:w="4320"/>
+          </w:tcPr>
+          <w:p>
+            <w:r/>
+            <w:r>
+              <w:t>推进为已完成，通知项目负责人与执行人上级</w:t>
+            </w:r>
+          </w:p>
+        </w:tc>
+      </w:tr>
+    </w:tbl>
+    <w:p>
+      <w:pPr>
+        <w:pStyle w:val="Heading3"/>
+      </w:pPr>
+      <w:r>
+        <w:t>3.8 上传项目文档与任务附件</w:t>
+      </w:r>
+    </w:p>
+    <w:p>
+      <w:pPr>
+        <w:pStyle w:val="ListNumber"/>
+      </w:pPr>
+      <w:r>
+        <w:t xml:space="preserve">项目详情 → </w:t>
+      </w:r>
+      <w:r>
+        <w:rPr>
+          <w:b/>
+        </w:rPr>
+        <w:t>项目文档</w:t>
+      </w:r>
+      <w:r>
+        <w:t xml:space="preserve"> 区域 → 点击上传，或 </w:t>
+      </w:r>
+      <w:r>
+        <w:rPr>
+          <w:b/>
+        </w:rPr>
+        <w:t>添加钉钉文档</w:t>
+      </w:r>
+      <w:r>
+        <w:t xml:space="preserve"> 从知识库关联</w:t>
+      </w:r>
+    </w:p>
+    <w:p>
+      <w:pPr>
+        <w:pStyle w:val="ListNumber"/>
+      </w:pPr>
+      <w:r>
+        <w:t xml:space="preserve">任务详情 → </w:t>
+      </w:r>
+      <w:r>
+        <w:rPr>
+          <w:b/>
+        </w:rPr>
+        <w:t>任务附件</w:t>
+      </w:r>
+      <w:r>
+        <w:t xml:space="preserve"> 区域 → 点击上传、</w:t>
+      </w:r>
+      <w:r>
+        <w:rPr>
+          <w:b/>
+        </w:rPr>
+        <w:t>Ctrl+V 粘贴截图</w:t>
+      </w:r>
+      <w:r>
+        <w:t>，或添加钉钉文档链接</w:t>
+      </w:r>
+    </w:p>
+    <w:p>
+      <w:pPr>
+        <w:pStyle w:val="ListNumber"/>
+      </w:pPr>
+      <w:r>
+        <w:t>支持在线预览/下载/删除（需权限）；图片类附件可点击放大查看</w:t>
+      </w:r>
+    </w:p>
+    <w:p>
+      <w:pPr>
+        <w:pStyle w:val="Heading3"/>
+      </w:pPr>
+      <w:r>
+        <w:t>3.9 任务留言与 @ 提醒</w:t>
+      </w:r>
+    </w:p>
+    <w:p>
+      <w:pPr>
+        <w:pStyle w:val="ListNumber"/>
+      </w:pPr>
+      <w:r>
+        <w:t xml:space="preserve">打开任务详情，滚动至 </w:t>
+      </w:r>
+      <w:r>
+        <w:rPr>
+          <w:b/>
+        </w:rPr>
+        <w:t>留言讨论</w:t>
+      </w:r>
+    </w:p>
+    <w:p>
+      <w:pPr>
+        <w:pStyle w:val="ListNumber"/>
+      </w:pPr>
+      <w:r>
+        <w:t xml:space="preserve">输入文字；输入 </w:t>
+      </w:r>
+      <w:r>
+        <w:rPr>
+          <w:b/>
+        </w:rPr>
+        <w:t>@</w:t>
+      </w:r>
+      <w:r>
+        <w:t xml:space="preserve"> 从列表选择负责人、协办人或项目负责人</w:t>
+      </w:r>
+    </w:p>
+    <w:p>
+      <w:pPr>
+        <w:pStyle w:val="ListNumber"/>
+      </w:pPr>
+      <w:r>
+        <w:t xml:space="preserve">需要附图时在留言框 </w:t>
+      </w:r>
+      <w:r>
+        <w:rPr>
+          <w:b/>
+        </w:rPr>
+        <w:t>Ctrl+V 粘贴图片</w:t>
+      </w:r>
+      <w:r>
+        <w:t>（可多张），点击缩略图可放大预览</w:t>
+      </w:r>
+    </w:p>
+    <w:p>
+      <w:pPr>
+        <w:pStyle w:val="ListNumber"/>
+      </w:pPr>
+      <w:r>
+        <w:t xml:space="preserve">点击 </w:t>
+      </w:r>
+      <w:r>
+        <w:rPr>
+          <w:b/>
+        </w:rPr>
+        <w:t>发送留言</w:t>
+      </w:r>
+      <w:r>
+        <w:t xml:space="preserve">；被 @ 且已绑定钉钉 userid 的人员会收到 </w:t>
+      </w:r>
+      <w:r>
+        <w:rPr>
+          <w:b/>
+        </w:rPr>
+        <w:t>【恒慧管·留言提及】</w:t>
+      </w:r>
+      <w:r>
+        <w:t xml:space="preserve"> 工作通知</w:t>
+      </w:r>
+    </w:p>
+    <w:p>
+      <w:pPr>
+        <w:ind w:left="283"/>
+      </w:pPr>
+      <w:r>
+        <w:rPr>
+          <w:i/>
+          <w:color w:val="6B7280"/>
+        </w:rPr>
+        <w:t>留言用于沟通过程中的说明与截图；正式交付材料请上传到 **任务附件**。</w:t>
+      </w:r>
+    </w:p>
+    <w:p>
+      <w:pPr>
+        <w:pStyle w:val="Heading3"/>
+      </w:pPr>
+      <w:r>
+        <w:t>3.10 查看团队负荷</w:t>
+      </w:r>
+    </w:p>
+    <w:p>
+      <w:pPr>
+        <w:pStyle w:val="ListNumber"/>
+      </w:pPr>
+      <w:r>
+        <w:rPr>
+          <w:b/>
+        </w:rPr>
+        <w:t>团队管理</w:t>
+      </w:r>
+      <w:r>
+        <w:t xml:space="preserve"> → 按部门筛选成员</w:t>
+      </w:r>
+    </w:p>
+    <w:p>
+      <w:pPr>
+        <w:pStyle w:val="ListNumber"/>
+      </w:pPr>
+      <w:r>
+        <w:t>查看每人：进行中任务数、预计工时、</w:t>
+      </w:r>
+      <w:r>
+        <w:rPr>
+          <w:b/>
+        </w:rPr>
+        <w:t>当周</w:t>
+      </w:r>
+      <w:r>
+        <w:t xml:space="preserve">饱和度（主责任务 + 已批准辅助性协办）；若有 </w:t>
+      </w:r>
+      <w:r>
+        <w:rPr>
+          <w:b/>
+        </w:rPr>
+        <w:t>因阻塞挂起</w:t>
+      </w:r>
+      <w:r>
+        <w:t xml:space="preserve"> 工时会单独显示</w:t>
+      </w:r>
+    </w:p>
+    <w:p>
+      <w:pPr>
+        <w:pStyle w:val="ListNumber"/>
+      </w:pPr>
+      <w:r>
+        <w:t xml:space="preserve">支持按 </w:t>
+      </w:r>
+      <w:r>
+        <w:rPr>
+          <w:b/>
+        </w:rPr>
+        <w:t>工作饱和度</w:t>
+      </w:r>
+      <w:r>
+        <w:t xml:space="preserve"> 排序</w:t>
+      </w:r>
+    </w:p>
+    <w:p>
+      <w:pPr>
+        <w:pStyle w:val="ListNumber"/>
+      </w:pPr>
+      <w:r>
+        <w:t>点击成员姓名 → 进入该成员任务看板</w:t>
+      </w:r>
+    </w:p>
+    <w:p>
+      <w:pPr>
+        <w:pStyle w:val="ListNumber"/>
+      </w:pPr>
+      <w:r>
+        <w:t xml:space="preserve">顶部 </w:t>
+      </w:r>
+      <w:r>
+        <w:rPr>
+          <w:b/>
+        </w:rPr>
+        <w:t>导出</w:t>
+      </w:r>
+      <w:r>
+        <w:t xml:space="preserve"> 可下载团队 Excel</w:t>
+      </w:r>
+    </w:p>
+    <w:p>
+      <w:pPr>
+        <w:pStyle w:val="Heading3"/>
+      </w:pPr>
+      <w:r>
+        <w:t>3.11 滚动大屏（会议室展示）</w:t>
+      </w:r>
+    </w:p>
+    <w:p>
+      <w:r>
+        <w:t xml:space="preserve">用于全公司项目与 </w:t>
+      </w:r>
+      <w:r>
+        <w:rPr>
+          <w:b/>
+        </w:rPr>
+        <w:t>末级任务</w:t>
+      </w:r>
+      <w:r>
+        <w:t xml:space="preserve"> 的滚动展示，适合会议室电视/大屏。</w:t>
+      </w:r>
+    </w:p>
+    <w:p>
+      <w:pPr>
+        <w:pStyle w:val="ListNumber"/>
+      </w:pPr>
+      <w:r>
+        <w:t>确保服务端已启动</w:t>
+      </w:r>
+    </w:p>
+    <w:p>
+      <w:pPr>
+        <w:pStyle w:val="ListNumber"/>
+      </w:pPr>
+      <w:r>
+        <w:t>浏览器打开（勿直接双击本地 HTML 文件）：</w:t>
+      </w:r>
+    </w:p>
+    <w:p>
+      <w:pPr>
+        <w:pStyle w:val="ListBullet"/>
+      </w:pPr>
+      <w:r>
+        <w:rPr>
+          <w:b/>
+        </w:rPr>
+        <w:t>推荐（大屏专用页）</w:t>
+      </w:r>
+      <w:r>
+        <w:t>：</w:t>
+      </w:r>
+      <w:r>
+        <w:rPr>
+          <w:rFonts w:ascii="Consolas" w:hAnsi="Consolas"/>
+          <w:sz w:val="20"/>
+        </w:rPr>
+        <w:t>http://&lt;服务器地址&gt;:3000/wall?key=&lt;API_KEY&gt;</w:t>
+      </w:r>
+    </w:p>
+    <w:p>
+      <w:pPr>
+        <w:pStyle w:val="ListBullet"/>
+      </w:pPr>
+      <w:r>
+        <w:rPr>
+          <w:b/>
+        </w:rPr>
+        <w:t>或</w:t>
+      </w:r>
+      <w:r>
+        <w:t xml:space="preserve">：已用总经理/管理员账号登录恒慧管后，也可不带 </w:t>
+      </w:r>
+      <w:r>
+        <w:rPr>
+          <w:rFonts w:ascii="Consolas" w:hAnsi="Consolas"/>
+          <w:sz w:val="20"/>
+        </w:rPr>
+        <w:t>key</w:t>
+      </w:r>
+      <w:r>
+        <w:t xml:space="preserve"> 访问（服务端校验登录态）</w:t>
+      </w:r>
+    </w:p>
+    <w:p>
+      <w:pPr>
+        <w:pStyle w:val="ListBullet"/>
+      </w:pPr>
+      <w:r>
+        <w:rPr>
+          <w:rFonts w:ascii="Consolas" w:hAnsi="Consolas"/>
+          <w:sz w:val="20"/>
+        </w:rPr>
+        <w:t>API_KEY</w:t>
+      </w:r>
+      <w:r>
+        <w:t xml:space="preserve"> 见服务端 </w:t>
+      </w:r>
+      <w:r>
+        <w:rPr>
+          <w:rFonts w:ascii="Consolas" w:hAnsi="Consolas"/>
+          <w:sz w:val="20"/>
+        </w:rPr>
+        <w:t>server/.env</w:t>
+      </w:r>
+      <w:r>
+        <w:t xml:space="preserve"> 配置</w:t>
+      </w:r>
+    </w:p>
+    <w:p>
+      <w:pPr>
+        <w:pStyle w:val="ListNumber"/>
+      </w:pPr>
+      <w:r>
+        <w:t>页面自动每 60 秒刷新；鼠标悬停可暂停滚动</w:t>
+      </w:r>
+    </w:p>
+    <w:p>
+      <w:pPr>
+        <w:pStyle w:val="ListNumber"/>
+      </w:pPr>
+      <w:r>
+        <w:t>展示内容：全部未归档项目 + 无子任务的末级任务 + 阻塞/延期统计</w:t>
+      </w:r>
+    </w:p>
+    <w:p>
+      <w:pPr>
+        <w:ind w:left="283"/>
+      </w:pPr>
+      <w:r>
+        <w:rPr>
+          <w:i/>
+          <w:color w:val="6B7280"/>
+        </w:rPr>
+        <w:t>大屏 URL 密钥勿对外泄露；会议室场景建议使用 `?key=` 方式，无需人工登录。</w:t>
+      </w:r>
+    </w:p>
+    <w:p>
+      <w:pPr>
+        <w:pStyle w:val="Heading3"/>
+      </w:pPr>
+      <w:r>
+        <w:t>3.12 数据导出</w:t>
+      </w:r>
+    </w:p>
+    <w:tbl>
+      <w:tblPr>
+        <w:tblStyle w:val="TableGrid"/>
+        <w:tblW w:type="auto" w:w="0"/>
+        <w:tblLook w:firstColumn="1" w:firstRow="1" w:lastColumn="0" w:lastRow="0" w:noHBand="0" w:noVBand="1" w:val="04A0"/>
+      </w:tblPr>
+      <w:tblGrid>
+        <w:gridCol w:w="4320"/>
+        <w:gridCol w:w="4320"/>
+      </w:tblGrid>
+      <w:tr>
+        <w:tc>
+          <w:tcPr>
+            <w:tcW w:type="dxa" w:w="4320"/>
+          </w:tcPr>
+          <w:p>
+            <w:r>
+              <w:rPr>
+                <w:b/>
+              </w:rPr>
+            </w:r>
+            <w:r>
+              <w:rPr>
+                <w:b/>
+              </w:rPr>
+              <w:t>页面</w:t>
+            </w:r>
+          </w:p>
+        </w:tc>
+        <w:tc>
+          <w:tcPr>
+            <w:tcW w:type="dxa" w:w="4320"/>
+          </w:tcPr>
+          <w:p>
+            <w:r>
+              <w:rPr>
+                <w:b/>
+              </w:rPr>
+            </w:r>
+            <w:r>
+              <w:rPr>
+                <w:b/>
+              </w:rPr>
+              <w:t>导出内容</w:t>
+            </w:r>
+          </w:p>
+        </w:tc>
+      </w:tr>
+      <w:tr>
+        <w:tc>
+          <w:tcPr>
+            <w:tcW w:type="dxa" w:w="4320"/>
+          </w:tcPr>
+          <w:p>
+            <w:r/>
+            <w:r>
+              <w:t>项目管理</w:t>
+            </w:r>
+          </w:p>
+        </w:tc>
+        <w:tc>
+          <w:tcPr>
+            <w:tcW w:type="dxa" w:w="4320"/>
+          </w:tcPr>
+          <w:p>
+            <w:r/>
+            <w:r>
+              <w:t>项目列表 Excel</w:t>
+            </w:r>
+          </w:p>
+        </w:tc>
+      </w:tr>
+      <w:tr>
+        <w:tc>
+          <w:tcPr>
+            <w:tcW w:type="dxa" w:w="4320"/>
+          </w:tcPr>
+          <w:p>
+            <w:r/>
+            <w:r>
+              <w:t>任务中心</w:t>
+            </w:r>
+          </w:p>
+        </w:tc>
+        <w:tc>
+          <w:tcPr>
+            <w:tcW w:type="dxa" w:w="4320"/>
+          </w:tcPr>
+          <w:p>
+            <w:r/>
+            <w:r>
+              <w:t>任务列表 Excel</w:t>
+            </w:r>
+          </w:p>
+        </w:tc>
+      </w:tr>
+      <w:tr>
+        <w:tc>
+          <w:tcPr>
+            <w:tcW w:type="dxa" w:w="4320"/>
+          </w:tcPr>
+          <w:p>
+            <w:r/>
+            <w:r>
+              <w:t>团队管理</w:t>
+            </w:r>
+          </w:p>
+        </w:tc>
+        <w:tc>
+          <w:tcPr>
+            <w:tcW w:type="dxa" w:w="4320"/>
+          </w:tcPr>
+          <w:p>
+            <w:r/>
+            <w:r>
+              <w:t>成员饱和度 Excel</w:t>
+            </w:r>
+          </w:p>
+        </w:tc>
+      </w:tr>
+    </w:tbl>
+    <w:p>
+      <w:pPr>
+        <w:pStyle w:val="Heading3"/>
+      </w:pPr>
+      <w:r>
+        <w:t>3.13 数据导入</w:t>
+      </w:r>
+    </w:p>
+    <w:p>
+      <w:pPr>
+        <w:pStyle w:val="ListNumber"/>
+      </w:pPr>
+      <w:r>
+        <w:rPr>
+          <w:b/>
+        </w:rPr>
+        <w:t>数据导入</w:t>
+      </w:r>
+      <w:r>
+        <w:t xml:space="preserve"> → 按模板格式准备 Excel/JSON</w:t>
+      </w:r>
+    </w:p>
+    <w:p>
+      <w:pPr>
+        <w:pStyle w:val="ListNumber"/>
+      </w:pPr>
+      <w:r>
+        <w:t>上传并确认映射</w:t>
+      </w:r>
+    </w:p>
+    <w:p>
+      <w:pPr>
+        <w:pStyle w:val="ListNumber"/>
+      </w:pPr>
+      <w:r>
+        <w:t>导入后检查项目与任务是否正确</w:t>
+      </w:r>
+    </w:p>
+    <w:p/>
+    <w:p>
+      <w:pPr>
+        <w:pStyle w:val="Heading2"/>
+      </w:pPr>
+      <w:r>
+        <w:t>4. 权限边界</w:t>
+      </w:r>
+    </w:p>
+    <w:tbl>
+      <w:tblPr>
+        <w:tblStyle w:val="TableGrid"/>
+        <w:tblW w:type="auto" w:w="0"/>
+        <w:tblLook w:firstColumn="1" w:firstRow="1" w:lastColumn="0" w:lastRow="0" w:noHBand="0" w:noVBand="1" w:val="04A0"/>
+      </w:tblPr>
+      <w:tblGrid>
+        <w:gridCol w:w="4320"/>
+        <w:gridCol w:w="4320"/>
+      </w:tblGrid>
+      <w:tr>
+        <w:tc>
+          <w:tcPr>
+            <w:tcW w:type="dxa" w:w="4320"/>
+          </w:tcPr>
+          <w:p>
+            <w:r>
+              <w:rPr>
+                <w:b/>
+              </w:rPr>
+            </w:r>
+            <w:r>
+              <w:rPr>
+                <w:b/>
+              </w:rPr>
+              <w:t>您可以做</w:t>
+            </w:r>
+          </w:p>
+        </w:tc>
+        <w:tc>
+          <w:tcPr>
+            <w:tcW w:type="dxa" w:w="4320"/>
+          </w:tcPr>
+          <w:p>
+            <w:r>
+              <w:rPr>
+                <w:b/>
+              </w:rPr>
+            </w:r>
+            <w:r>
+              <w:rPr>
+                <w:b/>
+              </w:rPr>
+              <w:t>说明</w:t>
+            </w:r>
+          </w:p>
+        </w:tc>
+      </w:tr>
+      <w:tr>
+        <w:tc>
+          <w:tcPr>
+            <w:tcW w:type="dxa" w:w="4320"/>
+          </w:tcPr>
+          <w:p>
+            <w:r/>
+            <w:r>
+              <w:t>操作任意部门的任务</w:t>
+            </w:r>
+          </w:p>
+        </w:tc>
+        <w:tc>
+          <w:tcPr>
+            <w:tcW w:type="dxa" w:w="4320"/>
+          </w:tcPr>
+          <w:p>
+            <w:r/>
+            <w:r>
+              <w:t>编辑、完成、驳回、转办、作废</w:t>
+            </w:r>
+          </w:p>
+        </w:tc>
+      </w:tr>
+      <w:tr>
+        <w:tc>
+          <w:tcPr>
+            <w:tcW w:type="dxa" w:w="4320"/>
+          </w:tcPr>
+          <w:p>
+            <w:r/>
+            <w:r>
+              <w:t>新建任意部门项目</w:t>
+            </w:r>
+          </w:p>
+        </w:tc>
+        <w:tc>
+          <w:tcPr>
+            <w:tcW w:type="dxa" w:w="4320"/>
+          </w:tcPr>
+          <w:p>
+            <w:r/>
+            <w:r>
+              <w:t>部门字段可选全部部门</w:t>
+            </w:r>
+          </w:p>
+        </w:tc>
+      </w:tr>
+      <w:tr>
+        <w:tc>
+          <w:tcPr>
+            <w:tcW w:type="dxa" w:w="4320"/>
+          </w:tcPr>
+          <w:p>
+            <w:r/>
+            <w:r>
+              <w:t>编辑所有人员档案</w:t>
+            </w:r>
+          </w:p>
+        </w:tc>
+        <w:tc>
+          <w:tcPr>
+            <w:tcW w:type="dxa" w:w="4320"/>
+          </w:tcPr>
+          <w:p>
+            <w:r/>
+            <w:r>
+              <w:t>含角色、部门、上级关系</w:t>
+            </w:r>
+          </w:p>
+        </w:tc>
+      </w:tr>
+      <w:tr>
+        <w:tc>
+          <w:tcPr>
+            <w:tcW w:type="dxa" w:w="4320"/>
+          </w:tcPr>
+          <w:p>
+            <w:r/>
+            <w:r>
+              <w:t>同步钉钉通讯录</w:t>
+            </w:r>
+          </w:p>
+        </w:tc>
+        <w:tc>
+          <w:tcPr>
+            <w:tcW w:type="dxa" w:w="4320"/>
+          </w:tcPr>
+          <w:p>
+            <w:r/>
+            <w:r>
               <w:rPr>
                 <w:b/>
               </w:rPr>
@@ -3284,6 +5147,30 @@
             </w:r>
             <w:r>
               <w:t xml:space="preserve"> 有此菜单入口的角色</w:t>
+            </w:r>
+          </w:p>
+        </w:tc>
+      </w:tr>
+      <w:tr>
+        <w:tc>
+          <w:tcPr>
+            <w:tcW w:type="dxa" w:w="4320"/>
+          </w:tcPr>
+          <w:p>
+            <w:r/>
+            <w:r>
+              <w:t>配置跨项目依赖、滚动大屏</w:t>
+            </w:r>
+          </w:p>
+        </w:tc>
+        <w:tc>
+          <w:tcPr>
+            <w:tcW w:type="dxa" w:w="4320"/>
+          </w:tcPr>
+          <w:p>
+            <w:r/>
+            <w:r>
+              <w:t>全公司任务均可操作</w:t>
             </w:r>
           </w:p>
         </w:tc>
@@ -3530,142 +5417,6 @@
       </w:r>
       <w:r>
         <w:t xml:space="preserve"> A：人员档案 → 编辑该用户 → 角色改为「管理员」。</w:t>
-      </w:r>
-    </w:p>
-    <w:p>
-      <w:pPr>
-        <w:pStyle w:val="Heading2"/>
-      </w:pPr>
-      <w:r>
-        <w:t>补充说明（2026-06 更新）</w:t>
-      </w:r>
-    </w:p>
-    <w:p>
-      <w:pPr>
-        <w:pStyle w:val="Heading3"/>
-      </w:pPr>
-      <w:r>
-        <w:t>任务留言与 @ 提醒</w:t>
-      </w:r>
-    </w:p>
-    <w:p>
-      <w:pPr>
-        <w:pStyle w:val="ListBullet"/>
-      </w:pPr>
-      <w:r>
-        <w:t xml:space="preserve">任务详情 </w:t>
-      </w:r>
-      <w:r>
-        <w:rPr>
-          <w:b/>
-        </w:rPr>
-        <w:t>留言讨论</w:t>
-      </w:r>
-      <w:r>
-        <w:t>：项目负责人、协办人、任务负责人及总经理/管理员可留言。</w:t>
-      </w:r>
-    </w:p>
-    <w:p>
-      <w:pPr>
-        <w:pStyle w:val="ListBullet"/>
-      </w:pPr>
-      <w:r>
-        <w:t xml:space="preserve">输入 </w:t>
-      </w:r>
-      <w:r>
-        <w:rPr>
-          <w:b/>
-        </w:rPr>
-        <w:t>@</w:t>
-      </w:r>
-      <w:r>
-        <w:t xml:space="preserve"> 弹出可选人员（负责人、协办人、项目负责人）；被 @ 且已绑定 userid 的人员会收到钉钉 </w:t>
-      </w:r>
-      <w:r>
-        <w:rPr>
-          <w:b/>
-        </w:rPr>
-        <w:t>【恒慧管·留言提及】</w:t>
-      </w:r>
-      <w:r>
-        <w:t xml:space="preserve"> 通知。</w:t>
-      </w:r>
-    </w:p>
-    <w:p>
-      <w:pPr>
-        <w:pStyle w:val="ListBullet"/>
-      </w:pPr>
-      <w:r>
-        <w:t xml:space="preserve">留言区 </w:t>
-      </w:r>
-      <w:r>
-        <w:rPr>
-          <w:b/>
-        </w:rPr>
-        <w:t>Ctrl+V 粘贴图片</w:t>
-      </w:r>
-      <w:r>
-        <w:t xml:space="preserve">，发送前/发送后均可 </w:t>
-      </w:r>
-      <w:r>
-        <w:rPr>
-          <w:b/>
-        </w:rPr>
-        <w:t>点击放大预览</w:t>
-      </w:r>
-      <w:r>
-        <w:t>。</w:t>
-      </w:r>
-    </w:p>
-    <w:p>
-      <w:pPr>
-        <w:pStyle w:val="ListBullet"/>
-      </w:pPr>
-      <w:r>
-        <w:t xml:space="preserve">任务 </w:t>
-      </w:r>
-      <w:r>
-        <w:rPr>
-          <w:b/>
-        </w:rPr>
-        <w:t>附件区</w:t>
-      </w:r>
-      <w:r>
-        <w:t xml:space="preserve"> 点击后 </w:t>
-      </w:r>
-      <w:r>
-        <w:rPr>
-          <w:b/>
-        </w:rPr>
-        <w:t>Ctrl+V</w:t>
-      </w:r>
-      <w:r>
-        <w:t xml:space="preserve"> 可粘贴截图（正式交付材料）。</w:t>
-      </w:r>
-    </w:p>
-    <w:p>
-      <w:pPr>
-        <w:pStyle w:val="Heading3"/>
-      </w:pPr>
-      <w:r>
-        <w:t>团队饱和度</w:t>
-      </w:r>
-    </w:p>
-    <w:p>
-      <w:pPr>
-        <w:pStyle w:val="ListBullet"/>
-      </w:pPr>
-      <w:r>
-        <w:t xml:space="preserve">团队管理页的饱和度统计为 </w:t>
-      </w:r>
-      <w:r>
-        <w:rPr>
-          <w:b/>
-        </w:rPr>
-        <w:t>当周</w:t>
-      </w:r>
-      <w:r>
-        <w:t xml:space="preserve"> 预计/实际工时（按工作日历计算）。</w:t>
       </w:r>
     </w:p>
     <w:sectPr>
